--- a/Inputs/Templates/GRI Farmcia_GDL.docx
+++ b/Inputs/Templates/GRI Farmcia_GDL.docx
@@ -76,6 +76,7 @@
           <w:lang w:val="es-ES" w:eastAsia="es-ES"/>
         </w:rPr>
       </w:pPr>
+      <w:proofErr w:type="gramStart"/>
       <w:r>
         <w:rPr>
           <w:rFonts w:eastAsia="Times New Roman" w:cstheme="minorHAnsi"/>
@@ -85,7 +86,43 @@
           <w:szCs w:val="24"/>
           <w:lang w:val="es-ES" w:eastAsia="es-ES"/>
         </w:rPr>
-        <w:t>{{ razon_social }}</w:t>
+        <w:t xml:space="preserve">{{ </w:t>
+      </w:r>
+      <w:proofErr w:type="spellStart"/>
+      <w:r>
+        <w:rPr>
+          <w:rFonts w:eastAsia="Times New Roman" w:cstheme="minorHAnsi"/>
+          <w:b/>
+          <w:bCs/>
+          <w:sz w:val="24"/>
+          <w:szCs w:val="24"/>
+          <w:lang w:val="es-ES" w:eastAsia="es-ES"/>
+        </w:rPr>
+        <w:t>razon</w:t>
+      </w:r>
+      <w:proofErr w:type="gramEnd"/>
+      <w:r>
+        <w:rPr>
+          <w:rFonts w:eastAsia="Times New Roman" w:cstheme="minorHAnsi"/>
+          <w:b/>
+          <w:bCs/>
+          <w:sz w:val="24"/>
+          <w:szCs w:val="24"/>
+          <w:lang w:val="es-ES" w:eastAsia="es-ES"/>
+        </w:rPr>
+        <w:t>_social</w:t>
+      </w:r>
+      <w:proofErr w:type="spellEnd"/>
+      <w:r>
+        <w:rPr>
+          <w:rFonts w:eastAsia="Times New Roman" w:cstheme="minorHAnsi"/>
+          <w:b/>
+          <w:bCs/>
+          <w:sz w:val="24"/>
+          <w:szCs w:val="24"/>
+          <w:lang w:val="es-ES" w:eastAsia="es-ES"/>
+        </w:rPr>
+        <w:t xml:space="preserve"> }}</w:t>
       </w:r>
     </w:p>
     <w:p>
@@ -136,13 +173,23 @@
           <w:lang w:val="es-ES"/>
         </w:rPr>
       </w:pPr>
+      <w:proofErr w:type="gramStart"/>
       <w:r>
         <w:rPr>
           <w:b/>
           <w:sz w:val="24"/>
           <w:szCs w:val="24"/>
         </w:rPr>
-        <w:t>{{ calle }}</w:t>
+        <w:t>{{ calle</w:t>
+      </w:r>
+      <w:proofErr w:type="gramEnd"/>
+      <w:r>
+        <w:rPr>
+          <w:b/>
+          <w:sz w:val="24"/>
+          <w:szCs w:val="24"/>
+        </w:rPr>
+        <w:t xml:space="preserve"> }}</w:t>
       </w:r>
       <w:r>
         <w:rPr>
@@ -158,7 +205,25 @@
           <w:sz w:val="24"/>
           <w:szCs w:val="24"/>
         </w:rPr>
-        <w:t>{{ no_exterior }}</w:t>
+        <w:t xml:space="preserve">{{ </w:t>
+      </w:r>
+      <w:proofErr w:type="spellStart"/>
+      <w:r>
+        <w:rPr>
+          <w:b/>
+          <w:sz w:val="24"/>
+          <w:szCs w:val="24"/>
+        </w:rPr>
+        <w:t>no_exterior</w:t>
+      </w:r>
+      <w:proofErr w:type="spellEnd"/>
+      <w:r>
+        <w:rPr>
+          <w:b/>
+          <w:sz w:val="24"/>
+          <w:szCs w:val="24"/>
+        </w:rPr>
+        <w:t xml:space="preserve"> }}</w:t>
       </w:r>
       <w:r>
         <w:rPr>
@@ -166,7 +231,7 @@
           <w:sz w:val="24"/>
           <w:szCs w:val="24"/>
         </w:rPr>
-        <w:t xml:space="preserve"> </w:t>
+        <w:t xml:space="preserve"> Col. </w:t>
       </w:r>
       <w:r>
         <w:rPr>
@@ -174,23 +239,25 @@
           <w:sz w:val="24"/>
           <w:szCs w:val="24"/>
         </w:rPr>
-        <w:t>{{ no_interior }}</w:t>
+        <w:t xml:space="preserve">{{ </w:t>
       </w:r>
+      <w:proofErr w:type="spellStart"/>
       <w:r>
         <w:rPr>
           <w:b/>
           <w:sz w:val="24"/>
           <w:szCs w:val="24"/>
         </w:rPr>
-        <w:t xml:space="preserve">Col. </w:t>
+        <w:t>colonia_barrio</w:t>
       </w:r>
+      <w:proofErr w:type="spellEnd"/>
       <w:r>
         <w:rPr>
           <w:b/>
           <w:sz w:val="24"/>
           <w:szCs w:val="24"/>
         </w:rPr>
-        <w:t>{{ colonia_barrio }}</w:t>
+        <w:t xml:space="preserve"> }}</w:t>
       </w:r>
       <w:r>
         <w:rPr>
@@ -206,7 +273,25 @@
           <w:sz w:val="24"/>
           <w:szCs w:val="24"/>
         </w:rPr>
-        <w:t>{{ codigo_postal }}</w:t>
+        <w:t xml:space="preserve">{{ </w:t>
+      </w:r>
+      <w:proofErr w:type="spellStart"/>
+      <w:r>
+        <w:rPr>
+          <w:b/>
+          <w:sz w:val="24"/>
+          <w:szCs w:val="24"/>
+        </w:rPr>
+        <w:t>codigo_postal</w:t>
+      </w:r>
+      <w:proofErr w:type="spellEnd"/>
+      <w:r>
+        <w:rPr>
+          <w:b/>
+          <w:sz w:val="24"/>
+          <w:szCs w:val="24"/>
+        </w:rPr>
+        <w:t xml:space="preserve"> }}</w:t>
       </w:r>
       <w:r>
         <w:rPr>
@@ -313,13 +398,41 @@
           <w:szCs w:val="24"/>
         </w:rPr>
       </w:pPr>
+      <w:proofErr w:type="gramStart"/>
       <w:r>
         <w:rPr>
           <w:b/>
           <w:sz w:val="24"/>
           <w:szCs w:val="24"/>
         </w:rPr>
-        <w:t>{{ descripcion_actividades }}</w:t>
+        <w:t xml:space="preserve">{{ </w:t>
+      </w:r>
+      <w:proofErr w:type="spellStart"/>
+      <w:r>
+        <w:rPr>
+          <w:b/>
+          <w:sz w:val="24"/>
+          <w:szCs w:val="24"/>
+        </w:rPr>
+        <w:t>descripcion</w:t>
+      </w:r>
+      <w:proofErr w:type="gramEnd"/>
+      <w:r>
+        <w:rPr>
+          <w:b/>
+          <w:sz w:val="24"/>
+          <w:szCs w:val="24"/>
+        </w:rPr>
+        <w:t>_actividades</w:t>
+      </w:r>
+      <w:proofErr w:type="spellEnd"/>
+      <w:r>
+        <w:rPr>
+          <w:b/>
+          <w:sz w:val="24"/>
+          <w:szCs w:val="24"/>
+        </w:rPr>
+        <w:t xml:space="preserve"> }}</w:t>
       </w:r>
     </w:p>
     <w:p>
@@ -393,6 +506,7 @@
         </w:rPr>
         <w:t xml:space="preserve">SE CUENTA CON </w:t>
       </w:r>
+      <w:proofErr w:type="gramStart"/>
       <w:r>
         <w:rPr>
           <w:b/>
@@ -400,7 +514,17 @@
           <w:sz w:val="24"/>
           <w:szCs w:val="24"/>
         </w:rPr>
-        <w:t>{{ trabajadores }}</w:t>
+        <w:t>{{ trabajadores</w:t>
+      </w:r>
+      <w:proofErr w:type="gramEnd"/>
+      <w:r>
+        <w:rPr>
+          <w:b/>
+          <w:bCs/>
+          <w:sz w:val="24"/>
+          <w:szCs w:val="24"/>
+        </w:rPr>
+        <w:t xml:space="preserve"> }}</w:t>
       </w:r>
       <w:r>
         <w:rPr>
@@ -729,6 +853,7 @@
         </w:rPr>
         <w:t xml:space="preserve">: </w:t>
       </w:r>
+      <w:proofErr w:type="gramStart"/>
       <w:r>
         <w:rPr>
           <w:b/>
@@ -736,7 +861,17 @@
           <w:sz w:val="24"/>
           <w:szCs w:val="24"/>
         </w:rPr>
-        <w:t>{{ proveedores }}</w:t>
+        <w:t>{{ proveedores</w:t>
+      </w:r>
+      <w:proofErr w:type="gramEnd"/>
+      <w:r>
+        <w:rPr>
+          <w:b/>
+          <w:bCs/>
+          <w:sz w:val="24"/>
+          <w:szCs w:val="24"/>
+        </w:rPr>
+        <w:t xml:space="preserve"> }}</w:t>
       </w:r>
     </w:p>
     <w:p>
@@ -769,7 +904,27 @@
           <w:sz w:val="24"/>
           <w:szCs w:val="24"/>
         </w:rPr>
-        <w:t xml:space="preserve"> {{ visitantes }} VARIABLE</w:t>
+        <w:t xml:space="preserve"> </w:t>
+      </w:r>
+      <w:proofErr w:type="gramStart"/>
+      <w:r>
+        <w:rPr>
+          <w:b/>
+          <w:bCs/>
+          <w:sz w:val="24"/>
+          <w:szCs w:val="24"/>
+        </w:rPr>
+        <w:t>{{ visitantes</w:t>
+      </w:r>
+      <w:proofErr w:type="gramEnd"/>
+      <w:r>
+        <w:rPr>
+          <w:b/>
+          <w:bCs/>
+          <w:sz w:val="24"/>
+          <w:szCs w:val="24"/>
+        </w:rPr>
+        <w:t xml:space="preserve"> }} VARIABLE</w:t>
       </w:r>
     </w:p>
     <w:p>
@@ -829,7 +984,25 @@
           <w:sz w:val="24"/>
           <w:szCs w:val="24"/>
         </w:rPr>
-        <w:t xml:space="preserve">DE {{ construccion_m2 }} </w:t>
+        <w:t xml:space="preserve">DE </w:t>
+      </w:r>
+      <w:proofErr w:type="gramStart"/>
+      <w:r>
+        <w:rPr>
+          <w:b/>
+          <w:sz w:val="24"/>
+          <w:szCs w:val="24"/>
+        </w:rPr>
+        <w:t>{{ construccion</w:t>
+      </w:r>
+      <w:proofErr w:type="gramEnd"/>
+      <w:r>
+        <w:rPr>
+          <w:b/>
+          <w:sz w:val="24"/>
+          <w:szCs w:val="24"/>
+        </w:rPr>
+        <w:t xml:space="preserve">_m2 }} </w:t>
       </w:r>
       <w:r>
         <w:rPr>
@@ -1140,6 +1313,7 @@
                 <w:lang w:eastAsia="es-MX"/>
               </w:rPr>
             </w:pPr>
+            <w:proofErr w:type="gramStart"/>
             <w:r>
               <w:rPr>
                 <w:rFonts w:ascii="Calibri" w:eastAsia="Times New Roman" w:hAnsi="Calibri" w:cs="Calibri"/>
@@ -1150,7 +1324,46 @@
                 <w:szCs w:val="18"/>
                 <w:lang w:eastAsia="es-MX"/>
               </w:rPr>
-              <w:t>{{ razon_social }}</w:t>
+              <w:t xml:space="preserve">{{ </w:t>
+            </w:r>
+            <w:proofErr w:type="spellStart"/>
+            <w:r>
+              <w:rPr>
+                <w:rFonts w:ascii="Calibri" w:eastAsia="Times New Roman" w:hAnsi="Calibri" w:cs="Calibri"/>
+                <w:b/>
+                <w:bCs/>
+                <w:color w:val="000000"/>
+                <w:sz w:val="18"/>
+                <w:szCs w:val="18"/>
+                <w:lang w:eastAsia="es-MX"/>
+              </w:rPr>
+              <w:t>razon</w:t>
+            </w:r>
+            <w:proofErr w:type="gramEnd"/>
+            <w:r>
+              <w:rPr>
+                <w:rFonts w:ascii="Calibri" w:eastAsia="Times New Roman" w:hAnsi="Calibri" w:cs="Calibri"/>
+                <w:b/>
+                <w:bCs/>
+                <w:color w:val="000000"/>
+                <w:sz w:val="18"/>
+                <w:szCs w:val="18"/>
+                <w:lang w:eastAsia="es-MX"/>
+              </w:rPr>
+              <w:t>_social</w:t>
+            </w:r>
+            <w:proofErr w:type="spellEnd"/>
+            <w:r>
+              <w:rPr>
+                <w:rFonts w:ascii="Calibri" w:eastAsia="Times New Roman" w:hAnsi="Calibri" w:cs="Calibri"/>
+                <w:b/>
+                <w:bCs/>
+                <w:color w:val="000000"/>
+                <w:sz w:val="18"/>
+                <w:szCs w:val="18"/>
+                <w:lang w:eastAsia="es-MX"/>
+              </w:rPr>
+              <w:t xml:space="preserve"> }}</w:t>
             </w:r>
           </w:p>
         </w:tc>
@@ -1288,6 +1501,7 @@
                 <w:lang w:eastAsia="es-MX"/>
               </w:rPr>
             </w:pPr>
+            <w:proofErr w:type="gramStart"/>
             <w:r>
               <w:rPr>
                 <w:rFonts w:ascii="Calibri" w:eastAsia="Times New Roman" w:hAnsi="Calibri" w:cs="Calibri"/>
@@ -1298,8 +1512,9 @@
                 <w:szCs w:val="18"/>
                 <w:lang w:eastAsia="es-MX"/>
               </w:rPr>
-              <w:t>{{ calle }}</w:t>
-            </w:r>
+              <w:t>{{ calle</w:t>
+            </w:r>
+            <w:proofErr w:type="gramEnd"/>
             <w:r>
               <w:rPr>
                 <w:rFonts w:ascii="Calibri" w:eastAsia="Times New Roman" w:hAnsi="Calibri" w:cs="Calibri"/>
@@ -1310,7 +1525,7 @@
                 <w:szCs w:val="18"/>
                 <w:lang w:eastAsia="es-MX"/>
               </w:rPr>
-              <w:t xml:space="preserve"> #</w:t>
+              <w:t xml:space="preserve"> }}</w:t>
             </w:r>
             <w:r>
               <w:rPr>
@@ -1322,7 +1537,7 @@
                 <w:szCs w:val="18"/>
                 <w:lang w:eastAsia="es-MX"/>
               </w:rPr>
-              <w:t>{{ no_exterior }}</w:t>
+              <w:t xml:space="preserve"> #</w:t>
             </w:r>
             <w:r>
               <w:rPr>
@@ -1334,8 +1549,9 @@
                 <w:szCs w:val="18"/>
                 <w:lang w:eastAsia="es-MX"/>
               </w:rPr>
-              <w:t xml:space="preserve"> </w:t>
-            </w:r>
+              <w:t xml:space="preserve">{{ </w:t>
+            </w:r>
+            <w:proofErr w:type="spellStart"/>
             <w:r>
               <w:rPr>
                 <w:rFonts w:ascii="Calibri" w:eastAsia="Times New Roman" w:hAnsi="Calibri" w:cs="Calibri"/>
@@ -1346,8 +1562,9 @@
                 <w:szCs w:val="18"/>
                 <w:lang w:eastAsia="es-MX"/>
               </w:rPr>
-              <w:t>{{ no_interior }}</w:t>
-            </w:r>
+              <w:t>no_exterior</w:t>
+            </w:r>
+            <w:proofErr w:type="spellEnd"/>
             <w:r>
               <w:rPr>
                 <w:rFonts w:ascii="Calibri" w:eastAsia="Times New Roman" w:hAnsi="Calibri" w:cs="Calibri"/>
@@ -1358,7 +1575,7 @@
                 <w:szCs w:val="18"/>
                 <w:lang w:eastAsia="es-MX"/>
               </w:rPr>
-              <w:t xml:space="preserve"> Col. </w:t>
+              <w:t xml:space="preserve"> }}</w:t>
             </w:r>
             <w:r>
               <w:rPr>
@@ -1370,7 +1587,7 @@
                 <w:szCs w:val="18"/>
                 <w:lang w:eastAsia="es-MX"/>
               </w:rPr>
-              <w:t>{{ colonia_barrio }}</w:t>
+              <w:t xml:space="preserve"> </w:t>
             </w:r>
             <w:r>
               <w:rPr>
@@ -1382,8 +1599,9 @@
                 <w:szCs w:val="18"/>
                 <w:lang w:eastAsia="es-MX"/>
               </w:rPr>
-              <w:t xml:space="preserve"> C.P. </w:t>
-            </w:r>
+              <w:t xml:space="preserve">{{ </w:t>
+            </w:r>
+            <w:proofErr w:type="spellStart"/>
             <w:r>
               <w:rPr>
                 <w:rFonts w:ascii="Calibri" w:eastAsia="Times New Roman" w:hAnsi="Calibri" w:cs="Calibri"/>
@@ -1394,7 +1612,120 @@
                 <w:szCs w:val="18"/>
                 <w:lang w:eastAsia="es-MX"/>
               </w:rPr>
-              <w:t>{{ codigo_postal }}</w:t>
+              <w:t>no_interior</w:t>
+            </w:r>
+            <w:proofErr w:type="spellEnd"/>
+            <w:r>
+              <w:rPr>
+                <w:rFonts w:ascii="Calibri" w:eastAsia="Times New Roman" w:hAnsi="Calibri" w:cs="Calibri"/>
+                <w:b/>
+                <w:bCs/>
+                <w:color w:val="000000"/>
+                <w:sz w:val="18"/>
+                <w:szCs w:val="18"/>
+                <w:lang w:eastAsia="es-MX"/>
+              </w:rPr>
+              <w:t xml:space="preserve"> }}</w:t>
+            </w:r>
+            <w:r>
+              <w:rPr>
+                <w:rFonts w:ascii="Calibri" w:eastAsia="Times New Roman" w:hAnsi="Calibri" w:cs="Calibri"/>
+                <w:b/>
+                <w:bCs/>
+                <w:color w:val="000000"/>
+                <w:sz w:val="18"/>
+                <w:szCs w:val="18"/>
+                <w:lang w:eastAsia="es-MX"/>
+              </w:rPr>
+              <w:t xml:space="preserve"> Col. </w:t>
+            </w:r>
+            <w:r>
+              <w:rPr>
+                <w:rFonts w:ascii="Calibri" w:eastAsia="Times New Roman" w:hAnsi="Calibri" w:cs="Calibri"/>
+                <w:b/>
+                <w:bCs/>
+                <w:color w:val="000000"/>
+                <w:sz w:val="18"/>
+                <w:szCs w:val="18"/>
+                <w:lang w:eastAsia="es-MX"/>
+              </w:rPr>
+              <w:t xml:space="preserve">{{ </w:t>
+            </w:r>
+            <w:proofErr w:type="spellStart"/>
+            <w:r>
+              <w:rPr>
+                <w:rFonts w:ascii="Calibri" w:eastAsia="Times New Roman" w:hAnsi="Calibri" w:cs="Calibri"/>
+                <w:b/>
+                <w:bCs/>
+                <w:color w:val="000000"/>
+                <w:sz w:val="18"/>
+                <w:szCs w:val="18"/>
+                <w:lang w:eastAsia="es-MX"/>
+              </w:rPr>
+              <w:t>colonia_barrio</w:t>
+            </w:r>
+            <w:proofErr w:type="spellEnd"/>
+            <w:r>
+              <w:rPr>
+                <w:rFonts w:ascii="Calibri" w:eastAsia="Times New Roman" w:hAnsi="Calibri" w:cs="Calibri"/>
+                <w:b/>
+                <w:bCs/>
+                <w:color w:val="000000"/>
+                <w:sz w:val="18"/>
+                <w:szCs w:val="18"/>
+                <w:lang w:eastAsia="es-MX"/>
+              </w:rPr>
+              <w:t xml:space="preserve"> }}</w:t>
+            </w:r>
+            <w:r>
+              <w:rPr>
+                <w:rFonts w:ascii="Calibri" w:eastAsia="Times New Roman" w:hAnsi="Calibri" w:cs="Calibri"/>
+                <w:b/>
+                <w:bCs/>
+                <w:color w:val="000000"/>
+                <w:sz w:val="18"/>
+                <w:szCs w:val="18"/>
+                <w:lang w:eastAsia="es-MX"/>
+              </w:rPr>
+              <w:t xml:space="preserve"> C.P. </w:t>
+            </w:r>
+            <w:r>
+              <w:rPr>
+                <w:rFonts w:ascii="Calibri" w:eastAsia="Times New Roman" w:hAnsi="Calibri" w:cs="Calibri"/>
+                <w:b/>
+                <w:bCs/>
+                <w:color w:val="000000"/>
+                <w:sz w:val="18"/>
+                <w:szCs w:val="18"/>
+                <w:lang w:eastAsia="es-MX"/>
+              </w:rPr>
+              <w:t xml:space="preserve">{{ </w:t>
+            </w:r>
+            <w:proofErr w:type="spellStart"/>
+            <w:r>
+              <w:rPr>
+                <w:rFonts w:ascii="Calibri" w:eastAsia="Times New Roman" w:hAnsi="Calibri" w:cs="Calibri"/>
+                <w:b/>
+                <w:bCs/>
+                <w:color w:val="000000"/>
+                <w:sz w:val="18"/>
+                <w:szCs w:val="18"/>
+                <w:lang w:eastAsia="es-MX"/>
+              </w:rPr>
+              <w:t>codigo_postal</w:t>
+            </w:r>
+            <w:proofErr w:type="spellEnd"/>
+            <w:r>
+              <w:rPr>
+                <w:rFonts w:ascii="Calibri" w:eastAsia="Times New Roman" w:hAnsi="Calibri" w:cs="Calibri"/>
+                <w:b/>
+                <w:bCs/>
+                <w:color w:val="000000"/>
+                <w:sz w:val="18"/>
+                <w:szCs w:val="18"/>
+                <w:lang w:eastAsia="es-MX"/>
+              </w:rPr>
+              <w:t xml:space="preserve"> }}</w:t>
             </w:r>
             <w:r>
               <w:rPr>
@@ -1580,6 +1911,7 @@
                 <w:lang w:eastAsia="es-MX"/>
               </w:rPr>
             </w:pPr>
+            <w:proofErr w:type="gramStart"/>
             <w:r>
               <w:rPr>
                 <w:rFonts w:ascii="Calibri" w:eastAsia="Times New Roman" w:hAnsi="Calibri" w:cs="Calibri"/>
@@ -1590,7 +1922,46 @@
                 <w:szCs w:val="18"/>
                 <w:lang w:eastAsia="es-MX"/>
               </w:rPr>
-              <w:t>{{ giro_comercial }}</w:t>
+              <w:t xml:space="preserve">{{ </w:t>
+            </w:r>
+            <w:proofErr w:type="spellStart"/>
+            <w:r>
+              <w:rPr>
+                <w:rFonts w:ascii="Calibri" w:eastAsia="Times New Roman" w:hAnsi="Calibri" w:cs="Calibri"/>
+                <w:b/>
+                <w:bCs/>
+                <w:color w:val="000000"/>
+                <w:sz w:val="18"/>
+                <w:szCs w:val="18"/>
+                <w:lang w:eastAsia="es-MX"/>
+              </w:rPr>
+              <w:t>giro</w:t>
+            </w:r>
+            <w:proofErr w:type="gramEnd"/>
+            <w:r>
+              <w:rPr>
+                <w:rFonts w:ascii="Calibri" w:eastAsia="Times New Roman" w:hAnsi="Calibri" w:cs="Calibri"/>
+                <w:b/>
+                <w:bCs/>
+                <w:color w:val="000000"/>
+                <w:sz w:val="18"/>
+                <w:szCs w:val="18"/>
+                <w:lang w:eastAsia="es-MX"/>
+              </w:rPr>
+              <w:t>_comercial</w:t>
+            </w:r>
+            <w:proofErr w:type="spellEnd"/>
+            <w:r>
+              <w:rPr>
+                <w:rFonts w:ascii="Calibri" w:eastAsia="Times New Roman" w:hAnsi="Calibri" w:cs="Calibri"/>
+                <w:b/>
+                <w:bCs/>
+                <w:color w:val="000000"/>
+                <w:sz w:val="18"/>
+                <w:szCs w:val="18"/>
+                <w:lang w:eastAsia="es-MX"/>
+              </w:rPr>
+              <w:t xml:space="preserve"> }}</w:t>
             </w:r>
           </w:p>
         </w:tc>
@@ -1654,6 +2025,7 @@
                 <w:lang w:eastAsia="es-MX"/>
               </w:rPr>
             </w:pPr>
+            <w:proofErr w:type="gramStart"/>
             <w:r>
               <w:rPr>
                 <w:rFonts w:ascii="Calibri" w:eastAsia="Times New Roman" w:hAnsi="Calibri" w:cs="Calibri"/>
@@ -1662,7 +2034,40 @@
                 <w:szCs w:val="18"/>
                 <w:lang w:eastAsia="es-MX"/>
               </w:rPr>
-              <w:t>{{ nombre_comercial }}</w:t>
+              <w:t xml:space="preserve">{{ </w:t>
+            </w:r>
+            <w:proofErr w:type="spellStart"/>
+            <w:r>
+              <w:rPr>
+                <w:rFonts w:ascii="Calibri" w:eastAsia="Times New Roman" w:hAnsi="Calibri" w:cs="Calibri"/>
+                <w:color w:val="000000"/>
+                <w:sz w:val="18"/>
+                <w:szCs w:val="18"/>
+                <w:lang w:eastAsia="es-MX"/>
+              </w:rPr>
+              <w:t>nombre</w:t>
+            </w:r>
+            <w:proofErr w:type="gramEnd"/>
+            <w:r>
+              <w:rPr>
+                <w:rFonts w:ascii="Calibri" w:eastAsia="Times New Roman" w:hAnsi="Calibri" w:cs="Calibri"/>
+                <w:color w:val="000000"/>
+                <w:sz w:val="18"/>
+                <w:szCs w:val="18"/>
+                <w:lang w:eastAsia="es-MX"/>
+              </w:rPr>
+              <w:t>_comercial</w:t>
+            </w:r>
+            <w:proofErr w:type="spellEnd"/>
+            <w:r>
+              <w:rPr>
+                <w:rFonts w:ascii="Calibri" w:eastAsia="Times New Roman" w:hAnsi="Calibri" w:cs="Calibri"/>
+                <w:color w:val="000000"/>
+                <w:sz w:val="18"/>
+                <w:szCs w:val="18"/>
+                <w:lang w:eastAsia="es-MX"/>
+              </w:rPr>
+              <w:t xml:space="preserve"> }}</w:t>
             </w:r>
           </w:p>
         </w:tc>
@@ -2561,6 +2966,7 @@
                 <w:lang w:eastAsia="es-MX"/>
               </w:rPr>
             </w:pPr>
+            <w:proofErr w:type="gramStart"/>
             <w:r>
               <w:rPr>
                 <w:rFonts w:ascii="Calibri" w:eastAsia="Times New Roman" w:hAnsi="Calibri" w:cs="Calibri"/>
@@ -2569,7 +2975,40 @@
                 <w:szCs w:val="18"/>
                 <w:lang w:eastAsia="es-MX"/>
               </w:rPr>
-              <w:t>{{ descrip_gi }}</w:t>
+              <w:t xml:space="preserve">{{ </w:t>
+            </w:r>
+            <w:proofErr w:type="spellStart"/>
+            <w:r>
+              <w:rPr>
+                <w:rFonts w:ascii="Calibri" w:eastAsia="Times New Roman" w:hAnsi="Calibri" w:cs="Calibri"/>
+                <w:color w:val="000000"/>
+                <w:sz w:val="18"/>
+                <w:szCs w:val="18"/>
+                <w:lang w:eastAsia="es-MX"/>
+              </w:rPr>
+              <w:t>descrip</w:t>
+            </w:r>
+            <w:proofErr w:type="gramEnd"/>
+            <w:r>
+              <w:rPr>
+                <w:rFonts w:ascii="Calibri" w:eastAsia="Times New Roman" w:hAnsi="Calibri" w:cs="Calibri"/>
+                <w:color w:val="000000"/>
+                <w:sz w:val="18"/>
+                <w:szCs w:val="18"/>
+                <w:lang w:eastAsia="es-MX"/>
+              </w:rPr>
+              <w:t>_gi</w:t>
+            </w:r>
+            <w:proofErr w:type="spellEnd"/>
+            <w:r>
+              <w:rPr>
+                <w:rFonts w:ascii="Calibri" w:eastAsia="Times New Roman" w:hAnsi="Calibri" w:cs="Calibri"/>
+                <w:color w:val="000000"/>
+                <w:sz w:val="18"/>
+                <w:szCs w:val="18"/>
+                <w:lang w:eastAsia="es-MX"/>
+              </w:rPr>
+              <w:t xml:space="preserve"> }}</w:t>
             </w:r>
           </w:p>
         </w:tc>
@@ -2600,6 +3039,7 @@
                 <w:lang w:eastAsia="es-MX"/>
               </w:rPr>
             </w:pPr>
+            <w:proofErr w:type="gramStart"/>
             <w:r>
               <w:rPr>
                 <w:rFonts w:ascii="Calibri" w:eastAsia="Times New Roman" w:hAnsi="Calibri" w:cs="Calibri"/>
@@ -2608,7 +3048,40 @@
                 <w:szCs w:val="18"/>
                 <w:lang w:eastAsia="es-MX"/>
               </w:rPr>
-              <w:t>{{ gas_inflamable }}</w:t>
+              <w:t xml:space="preserve">{{ </w:t>
+            </w:r>
+            <w:proofErr w:type="spellStart"/>
+            <w:r>
+              <w:rPr>
+                <w:rFonts w:ascii="Calibri" w:eastAsia="Times New Roman" w:hAnsi="Calibri" w:cs="Calibri"/>
+                <w:color w:val="000000"/>
+                <w:sz w:val="18"/>
+                <w:szCs w:val="18"/>
+                <w:lang w:eastAsia="es-MX"/>
+              </w:rPr>
+              <w:t>gas</w:t>
+            </w:r>
+            <w:proofErr w:type="gramEnd"/>
+            <w:r>
+              <w:rPr>
+                <w:rFonts w:ascii="Calibri" w:eastAsia="Times New Roman" w:hAnsi="Calibri" w:cs="Calibri"/>
+                <w:color w:val="000000"/>
+                <w:sz w:val="18"/>
+                <w:szCs w:val="18"/>
+                <w:lang w:eastAsia="es-MX"/>
+              </w:rPr>
+              <w:t>_inflamable</w:t>
+            </w:r>
+            <w:proofErr w:type="spellEnd"/>
+            <w:r>
+              <w:rPr>
+                <w:rFonts w:ascii="Calibri" w:eastAsia="Times New Roman" w:hAnsi="Calibri" w:cs="Calibri"/>
+                <w:color w:val="000000"/>
+                <w:sz w:val="18"/>
+                <w:szCs w:val="18"/>
+                <w:lang w:eastAsia="es-MX"/>
+              </w:rPr>
+              <w:t xml:space="preserve"> }}</w:t>
             </w:r>
           </w:p>
         </w:tc>
@@ -2639,6 +3112,7 @@
                 <w:lang w:eastAsia="es-MX"/>
               </w:rPr>
             </w:pPr>
+            <w:proofErr w:type="spellStart"/>
             <w:r>
               <w:rPr>
                 <w:rFonts w:ascii="Calibri" w:eastAsia="Times New Roman" w:hAnsi="Calibri" w:cs="Calibri"/>
@@ -2649,6 +3123,7 @@
               </w:rPr>
               <w:t>Lt</w:t>
             </w:r>
+            <w:proofErr w:type="spellEnd"/>
           </w:p>
         </w:tc>
       </w:tr>
@@ -2927,6 +3402,7 @@
                 <w:lang w:eastAsia="es-MX"/>
               </w:rPr>
             </w:pPr>
+            <w:proofErr w:type="gramStart"/>
             <w:r>
               <w:rPr>
                 <w:rFonts w:ascii="Calibri" w:eastAsia="Times New Roman" w:hAnsi="Calibri" w:cs="Calibri"/>
@@ -2935,7 +3411,40 @@
                 <w:szCs w:val="18"/>
                 <w:lang w:eastAsia="es-MX"/>
               </w:rPr>
-              <w:t>{{ descrp_li }}</w:t>
+              <w:t xml:space="preserve">{{ </w:t>
+            </w:r>
+            <w:proofErr w:type="spellStart"/>
+            <w:r>
+              <w:rPr>
+                <w:rFonts w:ascii="Calibri" w:eastAsia="Times New Roman" w:hAnsi="Calibri" w:cs="Calibri"/>
+                <w:color w:val="000000"/>
+                <w:sz w:val="18"/>
+                <w:szCs w:val="18"/>
+                <w:lang w:eastAsia="es-MX"/>
+              </w:rPr>
+              <w:t>descrp</w:t>
+            </w:r>
+            <w:proofErr w:type="gramEnd"/>
+            <w:r>
+              <w:rPr>
+                <w:rFonts w:ascii="Calibri" w:eastAsia="Times New Roman" w:hAnsi="Calibri" w:cs="Calibri"/>
+                <w:color w:val="000000"/>
+                <w:sz w:val="18"/>
+                <w:szCs w:val="18"/>
+                <w:lang w:eastAsia="es-MX"/>
+              </w:rPr>
+              <w:t>_li</w:t>
+            </w:r>
+            <w:proofErr w:type="spellEnd"/>
+            <w:r>
+              <w:rPr>
+                <w:rFonts w:ascii="Calibri" w:eastAsia="Times New Roman" w:hAnsi="Calibri" w:cs="Calibri"/>
+                <w:color w:val="000000"/>
+                <w:sz w:val="18"/>
+                <w:szCs w:val="18"/>
+                <w:lang w:eastAsia="es-MX"/>
+              </w:rPr>
+              <w:t xml:space="preserve"> }}</w:t>
             </w:r>
           </w:p>
         </w:tc>
@@ -2966,6 +3475,7 @@
                 <w:lang w:eastAsia="es-MX"/>
               </w:rPr>
             </w:pPr>
+            <w:proofErr w:type="gramStart"/>
             <w:r>
               <w:rPr>
                 <w:rFonts w:ascii="Calibri" w:eastAsia="Times New Roman" w:hAnsi="Calibri" w:cs="Calibri"/>
@@ -2974,7 +3484,40 @@
                 <w:szCs w:val="18"/>
                 <w:lang w:eastAsia="es-MX"/>
               </w:rPr>
-              <w:t>{{ liquido_inflamable }}</w:t>
+              <w:t xml:space="preserve">{{ </w:t>
+            </w:r>
+            <w:proofErr w:type="spellStart"/>
+            <w:r>
+              <w:rPr>
+                <w:rFonts w:ascii="Calibri" w:eastAsia="Times New Roman" w:hAnsi="Calibri" w:cs="Calibri"/>
+                <w:color w:val="000000"/>
+                <w:sz w:val="18"/>
+                <w:szCs w:val="18"/>
+                <w:lang w:eastAsia="es-MX"/>
+              </w:rPr>
+              <w:t>liquido</w:t>
+            </w:r>
+            <w:proofErr w:type="gramEnd"/>
+            <w:r>
+              <w:rPr>
+                <w:rFonts w:ascii="Calibri" w:eastAsia="Times New Roman" w:hAnsi="Calibri" w:cs="Calibri"/>
+                <w:color w:val="000000"/>
+                <w:sz w:val="18"/>
+                <w:szCs w:val="18"/>
+                <w:lang w:eastAsia="es-MX"/>
+              </w:rPr>
+              <w:t>_inflamable</w:t>
+            </w:r>
+            <w:proofErr w:type="spellEnd"/>
+            <w:r>
+              <w:rPr>
+                <w:rFonts w:ascii="Calibri" w:eastAsia="Times New Roman" w:hAnsi="Calibri" w:cs="Calibri"/>
+                <w:color w:val="000000"/>
+                <w:sz w:val="18"/>
+                <w:szCs w:val="18"/>
+                <w:lang w:eastAsia="es-MX"/>
+              </w:rPr>
+              <w:t xml:space="preserve"> }}</w:t>
             </w:r>
           </w:p>
         </w:tc>
@@ -3005,6 +3548,7 @@
                 <w:lang w:eastAsia="es-MX"/>
               </w:rPr>
             </w:pPr>
+            <w:proofErr w:type="spellStart"/>
             <w:r>
               <w:rPr>
                 <w:rFonts w:ascii="Calibri" w:eastAsia="Times New Roman" w:hAnsi="Calibri" w:cs="Calibri"/>
@@ -3015,6 +3559,7 @@
               </w:rPr>
               <w:t>Lt</w:t>
             </w:r>
+            <w:proofErr w:type="spellEnd"/>
           </w:p>
         </w:tc>
       </w:tr>
@@ -3293,6 +3838,7 @@
                 <w:lang w:eastAsia="es-MX"/>
               </w:rPr>
             </w:pPr>
+            <w:proofErr w:type="gramStart"/>
             <w:r>
               <w:rPr>
                 <w:rFonts w:ascii="Calibri" w:eastAsia="Times New Roman" w:hAnsi="Calibri" w:cs="Calibri"/>
@@ -3301,7 +3847,40 @@
                 <w:szCs w:val="18"/>
                 <w:lang w:eastAsia="es-MX"/>
               </w:rPr>
-              <w:t>{{ descrip_lc }}</w:t>
+              <w:t xml:space="preserve">{{ </w:t>
+            </w:r>
+            <w:proofErr w:type="spellStart"/>
+            <w:r>
+              <w:rPr>
+                <w:rFonts w:ascii="Calibri" w:eastAsia="Times New Roman" w:hAnsi="Calibri" w:cs="Calibri"/>
+                <w:color w:val="000000"/>
+                <w:sz w:val="18"/>
+                <w:szCs w:val="18"/>
+                <w:lang w:eastAsia="es-MX"/>
+              </w:rPr>
+              <w:t>descrip</w:t>
+            </w:r>
+            <w:proofErr w:type="gramEnd"/>
+            <w:r>
+              <w:rPr>
+                <w:rFonts w:ascii="Calibri" w:eastAsia="Times New Roman" w:hAnsi="Calibri" w:cs="Calibri"/>
+                <w:color w:val="000000"/>
+                <w:sz w:val="18"/>
+                <w:szCs w:val="18"/>
+                <w:lang w:eastAsia="es-MX"/>
+              </w:rPr>
+              <w:t>_lc</w:t>
+            </w:r>
+            <w:proofErr w:type="spellEnd"/>
+            <w:r>
+              <w:rPr>
+                <w:rFonts w:ascii="Calibri" w:eastAsia="Times New Roman" w:hAnsi="Calibri" w:cs="Calibri"/>
+                <w:color w:val="000000"/>
+                <w:sz w:val="18"/>
+                <w:szCs w:val="18"/>
+                <w:lang w:eastAsia="es-MX"/>
+              </w:rPr>
+              <w:t xml:space="preserve"> }}</w:t>
             </w:r>
           </w:p>
         </w:tc>
@@ -3331,6 +3910,7 @@
                 <w:lang w:eastAsia="es-MX"/>
               </w:rPr>
             </w:pPr>
+            <w:proofErr w:type="gramStart"/>
             <w:r>
               <w:rPr>
                 <w:rFonts w:ascii="Calibri" w:eastAsia="Times New Roman" w:hAnsi="Calibri" w:cs="Calibri"/>
@@ -3339,7 +3919,40 @@
                 <w:szCs w:val="18"/>
                 <w:lang w:eastAsia="es-MX"/>
               </w:rPr>
-              <w:t>{{ liquido_combustible }}</w:t>
+              <w:t xml:space="preserve">{{ </w:t>
+            </w:r>
+            <w:proofErr w:type="spellStart"/>
+            <w:r>
+              <w:rPr>
+                <w:rFonts w:ascii="Calibri" w:eastAsia="Times New Roman" w:hAnsi="Calibri" w:cs="Calibri"/>
+                <w:color w:val="000000"/>
+                <w:sz w:val="18"/>
+                <w:szCs w:val="18"/>
+                <w:lang w:eastAsia="es-MX"/>
+              </w:rPr>
+              <w:t>liquido</w:t>
+            </w:r>
+            <w:proofErr w:type="gramEnd"/>
+            <w:r>
+              <w:rPr>
+                <w:rFonts w:ascii="Calibri" w:eastAsia="Times New Roman" w:hAnsi="Calibri" w:cs="Calibri"/>
+                <w:color w:val="000000"/>
+                <w:sz w:val="18"/>
+                <w:szCs w:val="18"/>
+                <w:lang w:eastAsia="es-MX"/>
+              </w:rPr>
+              <w:t>_combustible</w:t>
+            </w:r>
+            <w:proofErr w:type="spellEnd"/>
+            <w:r>
+              <w:rPr>
+                <w:rFonts w:ascii="Calibri" w:eastAsia="Times New Roman" w:hAnsi="Calibri" w:cs="Calibri"/>
+                <w:color w:val="000000"/>
+                <w:sz w:val="18"/>
+                <w:szCs w:val="18"/>
+                <w:lang w:eastAsia="es-MX"/>
+              </w:rPr>
+              <w:t xml:space="preserve"> }}</w:t>
             </w:r>
           </w:p>
         </w:tc>
@@ -3369,6 +3982,7 @@
                 <w:lang w:eastAsia="es-MX"/>
               </w:rPr>
             </w:pPr>
+            <w:proofErr w:type="spellStart"/>
             <w:r>
               <w:rPr>
                 <w:rFonts w:ascii="Calibri" w:eastAsia="Times New Roman" w:hAnsi="Calibri" w:cs="Calibri"/>
@@ -3379,6 +3993,7 @@
               </w:rPr>
               <w:t>Lt</w:t>
             </w:r>
+            <w:proofErr w:type="spellEnd"/>
           </w:p>
         </w:tc>
       </w:tr>
@@ -3667,6 +4282,7 @@
                 <w:lang w:eastAsia="es-MX"/>
               </w:rPr>
             </w:pPr>
+            <w:proofErr w:type="gramStart"/>
             <w:r>
               <w:rPr>
                 <w:rFonts w:ascii="Calibri" w:eastAsia="Times New Roman" w:hAnsi="Calibri" w:cs="Calibri"/>
@@ -3675,7 +4291,40 @@
                 <w:szCs w:val="18"/>
                 <w:lang w:eastAsia="es-MX"/>
               </w:rPr>
-              <w:t>{{ descrip_sc }}</w:t>
+              <w:t xml:space="preserve">{{ </w:t>
+            </w:r>
+            <w:proofErr w:type="spellStart"/>
+            <w:r>
+              <w:rPr>
+                <w:rFonts w:ascii="Calibri" w:eastAsia="Times New Roman" w:hAnsi="Calibri" w:cs="Calibri"/>
+                <w:color w:val="000000"/>
+                <w:sz w:val="18"/>
+                <w:szCs w:val="18"/>
+                <w:lang w:eastAsia="es-MX"/>
+              </w:rPr>
+              <w:t>descrip</w:t>
+            </w:r>
+            <w:proofErr w:type="gramEnd"/>
+            <w:r>
+              <w:rPr>
+                <w:rFonts w:ascii="Calibri" w:eastAsia="Times New Roman" w:hAnsi="Calibri" w:cs="Calibri"/>
+                <w:color w:val="000000"/>
+                <w:sz w:val="18"/>
+                <w:szCs w:val="18"/>
+                <w:lang w:eastAsia="es-MX"/>
+              </w:rPr>
+              <w:t>_sc</w:t>
+            </w:r>
+            <w:proofErr w:type="spellEnd"/>
+            <w:r>
+              <w:rPr>
+                <w:rFonts w:ascii="Calibri" w:eastAsia="Times New Roman" w:hAnsi="Calibri" w:cs="Calibri"/>
+                <w:color w:val="000000"/>
+                <w:sz w:val="18"/>
+                <w:szCs w:val="18"/>
+                <w:lang w:eastAsia="es-MX"/>
+              </w:rPr>
+              <w:t xml:space="preserve"> }}</w:t>
             </w:r>
           </w:p>
         </w:tc>
@@ -3705,6 +4354,7 @@
                 <w:lang w:eastAsia="es-MX"/>
               </w:rPr>
             </w:pPr>
+            <w:proofErr w:type="gramStart"/>
             <w:r>
               <w:rPr>
                 <w:rFonts w:ascii="Calibri" w:eastAsia="Times New Roman" w:hAnsi="Calibri" w:cs="Calibri"/>
@@ -3713,7 +4363,40 @@
                 <w:szCs w:val="18"/>
                 <w:lang w:eastAsia="es-MX"/>
               </w:rPr>
-              <w:t>{{ solido_combusible }}</w:t>
+              <w:t xml:space="preserve">{{ </w:t>
+            </w:r>
+            <w:proofErr w:type="spellStart"/>
+            <w:r>
+              <w:rPr>
+                <w:rFonts w:ascii="Calibri" w:eastAsia="Times New Roman" w:hAnsi="Calibri" w:cs="Calibri"/>
+                <w:color w:val="000000"/>
+                <w:sz w:val="18"/>
+                <w:szCs w:val="18"/>
+                <w:lang w:eastAsia="es-MX"/>
+              </w:rPr>
+              <w:t>solido</w:t>
+            </w:r>
+            <w:proofErr w:type="gramEnd"/>
+            <w:r>
+              <w:rPr>
+                <w:rFonts w:ascii="Calibri" w:eastAsia="Times New Roman" w:hAnsi="Calibri" w:cs="Calibri"/>
+                <w:color w:val="000000"/>
+                <w:sz w:val="18"/>
+                <w:szCs w:val="18"/>
+                <w:lang w:eastAsia="es-MX"/>
+              </w:rPr>
+              <w:t>_combusible</w:t>
+            </w:r>
+            <w:proofErr w:type="spellEnd"/>
+            <w:r>
+              <w:rPr>
+                <w:rFonts w:ascii="Calibri" w:eastAsia="Times New Roman" w:hAnsi="Calibri" w:cs="Calibri"/>
+                <w:color w:val="000000"/>
+                <w:sz w:val="18"/>
+                <w:szCs w:val="18"/>
+                <w:lang w:eastAsia="es-MX"/>
+              </w:rPr>
+              <w:t xml:space="preserve"> }}</w:t>
             </w:r>
           </w:p>
         </w:tc>
@@ -3969,6 +4652,7 @@
                 <w:lang w:eastAsia="es-MX"/>
               </w:rPr>
             </w:pPr>
+            <w:proofErr w:type="gramStart"/>
             <w:r>
               <w:rPr>
                 <w:rFonts w:ascii="Calibri" w:eastAsia="Times New Roman" w:hAnsi="Calibri" w:cs="Calibri"/>
@@ -3979,7 +4663,20 @@
                 <w:szCs w:val="18"/>
                 <w:lang w:eastAsia="es-MX"/>
               </w:rPr>
-              <w:t>{{ turnos }}</w:t>
+              <w:t>{{ turnos</w:t>
+            </w:r>
+            <w:proofErr w:type="gramEnd"/>
+            <w:r>
+              <w:rPr>
+                <w:rFonts w:ascii="Calibri" w:eastAsia="Times New Roman" w:hAnsi="Calibri" w:cs="Calibri"/>
+                <w:b/>
+                <w:bCs/>
+                <w:color w:val="000000"/>
+                <w:sz w:val="18"/>
+                <w:szCs w:val="18"/>
+                <w:lang w:eastAsia="es-MX"/>
+              </w:rPr>
+              <w:t xml:space="preserve"> }}</w:t>
             </w:r>
           </w:p>
         </w:tc>
@@ -4051,6 +4748,7 @@
                 <w:lang w:eastAsia="es-MX"/>
               </w:rPr>
             </w:pPr>
+            <w:proofErr w:type="gramStart"/>
             <w:r>
               <w:rPr>
                 <w:rFonts w:ascii="Calibri" w:eastAsia="Times New Roman" w:hAnsi="Calibri" w:cs="Calibri"/>
@@ -4061,7 +4759,20 @@
                 <w:szCs w:val="18"/>
                 <w:lang w:eastAsia="es-MX"/>
               </w:rPr>
-              <w:t>{{ trabajadores }}</w:t>
+              <w:t>{{ trabajadores</w:t>
+            </w:r>
+            <w:proofErr w:type="gramEnd"/>
+            <w:r>
+              <w:rPr>
+                <w:rFonts w:ascii="Calibri" w:eastAsia="Times New Roman" w:hAnsi="Calibri" w:cs="Calibri"/>
+                <w:b/>
+                <w:bCs/>
+                <w:color w:val="000000"/>
+                <w:sz w:val="18"/>
+                <w:szCs w:val="18"/>
+                <w:lang w:eastAsia="es-MX"/>
+              </w:rPr>
+              <w:t xml:space="preserve"> }}</w:t>
             </w:r>
           </w:p>
         </w:tc>
@@ -4133,6 +4844,7 @@
                 <w:lang w:eastAsia="es-MX"/>
               </w:rPr>
             </w:pPr>
+            <w:proofErr w:type="gramStart"/>
             <w:r>
               <w:rPr>
                 <w:rFonts w:ascii="Calibri" w:eastAsia="Times New Roman" w:hAnsi="Calibri" w:cs="Calibri"/>
@@ -4143,7 +4855,20 @@
                 <w:szCs w:val="18"/>
                 <w:lang w:eastAsia="es-MX"/>
               </w:rPr>
-              <w:t>{{ visitantes }}</w:t>
+              <w:t>{{ visitantes</w:t>
+            </w:r>
+            <w:proofErr w:type="gramEnd"/>
+            <w:r>
+              <w:rPr>
+                <w:rFonts w:ascii="Calibri" w:eastAsia="Times New Roman" w:hAnsi="Calibri" w:cs="Calibri"/>
+                <w:b/>
+                <w:bCs/>
+                <w:color w:val="000000"/>
+                <w:sz w:val="18"/>
+                <w:szCs w:val="18"/>
+                <w:lang w:eastAsia="es-MX"/>
+              </w:rPr>
+              <w:t xml:space="preserve"> }}</w:t>
             </w:r>
           </w:p>
         </w:tc>
@@ -4468,12 +5193,37 @@
                 <w:lang w:eastAsia="es-MX"/>
               </w:rPr>
             </w:pPr>
+            <w:proofErr w:type="gramStart"/>
             <w:r>
               <w:rPr>
                 <w:sz w:val="18"/>
                 <w:szCs w:val="18"/>
               </w:rPr>
-              <w:t>{{ valor_gi }}</w:t>
+              <w:t xml:space="preserve">{{ </w:t>
+            </w:r>
+            <w:proofErr w:type="spellStart"/>
+            <w:r>
+              <w:rPr>
+                <w:sz w:val="18"/>
+                <w:szCs w:val="18"/>
+              </w:rPr>
+              <w:t>valor</w:t>
+            </w:r>
+            <w:proofErr w:type="gramEnd"/>
+            <w:r>
+              <w:rPr>
+                <w:sz w:val="18"/>
+                <w:szCs w:val="18"/>
+              </w:rPr>
+              <w:t>_gi</w:t>
+            </w:r>
+            <w:proofErr w:type="spellEnd"/>
+            <w:r>
+              <w:rPr>
+                <w:sz w:val="18"/>
+                <w:szCs w:val="18"/>
+              </w:rPr>
+              <w:t xml:space="preserve"> }}</w:t>
             </w:r>
           </w:p>
         </w:tc>
@@ -4615,12 +5365,37 @@
                 <w:lang w:eastAsia="es-MX"/>
               </w:rPr>
             </w:pPr>
+            <w:proofErr w:type="gramStart"/>
             <w:r>
               <w:rPr>
                 <w:sz w:val="18"/>
                 <w:szCs w:val="18"/>
               </w:rPr>
-              <w:t>{{ valor_li }}</w:t>
+              <w:t xml:space="preserve">{{ </w:t>
+            </w:r>
+            <w:proofErr w:type="spellStart"/>
+            <w:r>
+              <w:rPr>
+                <w:sz w:val="18"/>
+                <w:szCs w:val="18"/>
+              </w:rPr>
+              <w:t>valor</w:t>
+            </w:r>
+            <w:proofErr w:type="gramEnd"/>
+            <w:r>
+              <w:rPr>
+                <w:sz w:val="18"/>
+                <w:szCs w:val="18"/>
+              </w:rPr>
+              <w:t>_li</w:t>
+            </w:r>
+            <w:proofErr w:type="spellEnd"/>
+            <w:r>
+              <w:rPr>
+                <w:sz w:val="18"/>
+                <w:szCs w:val="18"/>
+              </w:rPr>
+              <w:t xml:space="preserve"> }}</w:t>
             </w:r>
           </w:p>
         </w:tc>
@@ -4762,6 +5537,7 @@
                 <w:lang w:eastAsia="es-MX"/>
               </w:rPr>
             </w:pPr>
+            <w:proofErr w:type="gramStart"/>
             <w:r>
               <w:rPr>
                 <w:rFonts w:ascii="Calibri" w:eastAsia="Times New Roman" w:hAnsi="Calibri" w:cs="Calibri"/>
@@ -4770,7 +5546,40 @@
                 <w:szCs w:val="18"/>
                 <w:lang w:eastAsia="es-MX"/>
               </w:rPr>
-              <w:t>{{ valor_lc }}</w:t>
+              <w:t xml:space="preserve">{{ </w:t>
+            </w:r>
+            <w:proofErr w:type="spellStart"/>
+            <w:r>
+              <w:rPr>
+                <w:rFonts w:ascii="Calibri" w:eastAsia="Times New Roman" w:hAnsi="Calibri" w:cs="Calibri"/>
+                <w:color w:val="000000"/>
+                <w:sz w:val="18"/>
+                <w:szCs w:val="18"/>
+                <w:lang w:eastAsia="es-MX"/>
+              </w:rPr>
+              <w:t>valor</w:t>
+            </w:r>
+            <w:proofErr w:type="gramEnd"/>
+            <w:r>
+              <w:rPr>
+                <w:rFonts w:ascii="Calibri" w:eastAsia="Times New Roman" w:hAnsi="Calibri" w:cs="Calibri"/>
+                <w:color w:val="000000"/>
+                <w:sz w:val="18"/>
+                <w:szCs w:val="18"/>
+                <w:lang w:eastAsia="es-MX"/>
+              </w:rPr>
+              <w:t>_lc</w:t>
+            </w:r>
+            <w:proofErr w:type="spellEnd"/>
+            <w:r>
+              <w:rPr>
+                <w:rFonts w:ascii="Calibri" w:eastAsia="Times New Roman" w:hAnsi="Calibri" w:cs="Calibri"/>
+                <w:color w:val="000000"/>
+                <w:sz w:val="18"/>
+                <w:szCs w:val="18"/>
+                <w:lang w:eastAsia="es-MX"/>
+              </w:rPr>
+              <w:t xml:space="preserve"> }}</w:t>
             </w:r>
           </w:p>
         </w:tc>
@@ -4912,12 +5721,37 @@
                 <w:lang w:eastAsia="es-MX"/>
               </w:rPr>
             </w:pPr>
+            <w:proofErr w:type="gramStart"/>
             <w:r>
               <w:rPr>
                 <w:sz w:val="18"/>
                 <w:szCs w:val="18"/>
               </w:rPr>
-              <w:t>{{ valor_sc }}</w:t>
+              <w:t xml:space="preserve">{{ </w:t>
+            </w:r>
+            <w:proofErr w:type="spellStart"/>
+            <w:r>
+              <w:rPr>
+                <w:sz w:val="18"/>
+                <w:szCs w:val="18"/>
+              </w:rPr>
+              <w:t>valor</w:t>
+            </w:r>
+            <w:proofErr w:type="gramEnd"/>
+            <w:r>
+              <w:rPr>
+                <w:sz w:val="18"/>
+                <w:szCs w:val="18"/>
+              </w:rPr>
+              <w:t>_sc</w:t>
+            </w:r>
+            <w:proofErr w:type="spellEnd"/>
+            <w:r>
+              <w:rPr>
+                <w:sz w:val="18"/>
+                <w:szCs w:val="18"/>
+              </w:rPr>
+              <w:t xml:space="preserve"> }}</w:t>
             </w:r>
           </w:p>
         </w:tc>
@@ -5208,13 +6042,33 @@
                 <w:lang w:eastAsia="es-MX"/>
               </w:rPr>
             </w:pPr>
-            <w:r>
-              <w:rPr>
-                <w:rFonts w:ascii="Calibri" w:eastAsia="Times New Roman" w:hAnsi="Calibri" w:cs="Calibri"/>
-                <w:color w:val="000000"/>
-                <w:lang w:eastAsia="es-MX"/>
-              </w:rPr>
-              <w:t>{{ dia }}</w:t>
+            <w:proofErr w:type="gramStart"/>
+            <w:r>
+              <w:rPr>
+                <w:rFonts w:ascii="Calibri" w:eastAsia="Times New Roman" w:hAnsi="Calibri" w:cs="Calibri"/>
+                <w:color w:val="000000"/>
+                <w:lang w:eastAsia="es-MX"/>
+              </w:rPr>
+              <w:t xml:space="preserve">{{ </w:t>
+            </w:r>
+            <w:proofErr w:type="spellStart"/>
+            <w:r>
+              <w:rPr>
+                <w:rFonts w:ascii="Calibri" w:eastAsia="Times New Roman" w:hAnsi="Calibri" w:cs="Calibri"/>
+                <w:color w:val="000000"/>
+                <w:lang w:eastAsia="es-MX"/>
+              </w:rPr>
+              <w:t>dia</w:t>
+            </w:r>
+            <w:proofErr w:type="spellEnd"/>
+            <w:proofErr w:type="gramEnd"/>
+            <w:r>
+              <w:rPr>
+                <w:rFonts w:ascii="Calibri" w:eastAsia="Times New Roman" w:hAnsi="Calibri" w:cs="Calibri"/>
+                <w:color w:val="000000"/>
+                <w:lang w:eastAsia="es-MX"/>
+              </w:rPr>
+              <w:t xml:space="preserve"> }}</w:t>
             </w:r>
             <w:r>
               <w:rPr>
@@ -5246,7 +6100,25 @@
                 <w:color w:val="000000"/>
                 <w:lang w:eastAsia="es-MX"/>
               </w:rPr>
-              <w:t>{{ anio }}</w:t>
+              <w:t xml:space="preserve">{{ </w:t>
+            </w:r>
+            <w:proofErr w:type="spellStart"/>
+            <w:r>
+              <w:rPr>
+                <w:rFonts w:ascii="Calibri" w:eastAsia="Times New Roman" w:hAnsi="Calibri" w:cs="Calibri"/>
+                <w:color w:val="000000"/>
+                <w:lang w:eastAsia="es-MX"/>
+              </w:rPr>
+              <w:t>anio</w:t>
+            </w:r>
+            <w:proofErr w:type="spellEnd"/>
+            <w:r>
+              <w:rPr>
+                <w:rFonts w:ascii="Calibri" w:eastAsia="Times New Roman" w:hAnsi="Calibri" w:cs="Calibri"/>
+                <w:color w:val="000000"/>
+                <w:lang w:eastAsia="es-MX"/>
+              </w:rPr>
+              <w:t xml:space="preserve"> }}</w:t>
             </w:r>
           </w:p>
         </w:tc>
@@ -5277,6 +6149,7 @@
                 <w:lang w:eastAsia="es-MX"/>
               </w:rPr>
             </w:pPr>
+            <w:proofErr w:type="spellStart"/>
             <w:r>
               <w:rPr>
                 <w:rFonts w:ascii="Calibri" w:eastAsia="Times New Roman" w:hAnsi="Calibri" w:cs="Calibri"/>
@@ -5285,7 +6158,18 @@
                 <w:szCs w:val="18"/>
                 <w:lang w:eastAsia="es-MX"/>
               </w:rPr>
-              <w:t>Sup. Construida (m2):</w:t>
+              <w:t>Sup</w:t>
+            </w:r>
+            <w:proofErr w:type="spellEnd"/>
+            <w:r>
+              <w:rPr>
+                <w:rFonts w:ascii="Calibri" w:eastAsia="Times New Roman" w:hAnsi="Calibri" w:cs="Calibri"/>
+                <w:color w:val="000000"/>
+                <w:sz w:val="18"/>
+                <w:szCs w:val="18"/>
+                <w:lang w:eastAsia="es-MX"/>
+              </w:rPr>
+              <w:t>. Construida (m2):</w:t>
             </w:r>
           </w:p>
         </w:tc>
@@ -5314,13 +6198,23 @@
                 <w:lang w:eastAsia="es-MX"/>
               </w:rPr>
             </w:pPr>
-            <w:r>
-              <w:rPr>
-                <w:rFonts w:ascii="Calibri" w:eastAsia="Times New Roman" w:hAnsi="Calibri" w:cs="Calibri"/>
-                <w:color w:val="000000"/>
-                <w:lang w:eastAsia="es-MX"/>
-              </w:rPr>
-              <w:t>{{ construccion_m2 }}</w:t>
+            <w:proofErr w:type="gramStart"/>
+            <w:r>
+              <w:rPr>
+                <w:rFonts w:ascii="Calibri" w:eastAsia="Times New Roman" w:hAnsi="Calibri" w:cs="Calibri"/>
+                <w:color w:val="000000"/>
+                <w:lang w:eastAsia="es-MX"/>
+              </w:rPr>
+              <w:t>{{ construccion</w:t>
+            </w:r>
+            <w:proofErr w:type="gramEnd"/>
+            <w:r>
+              <w:rPr>
+                <w:rFonts w:ascii="Calibri" w:eastAsia="Times New Roman" w:hAnsi="Calibri" w:cs="Calibri"/>
+                <w:color w:val="000000"/>
+                <w:lang w:eastAsia="es-MX"/>
+              </w:rPr>
+              <w:t>_m2 }}</w:t>
             </w:r>
           </w:p>
         </w:tc>
@@ -5464,6 +6358,7 @@
                 <w:lang w:eastAsia="es-MX"/>
               </w:rPr>
             </w:pPr>
+            <w:proofErr w:type="gramStart"/>
             <w:r>
               <w:rPr>
                 <w:rFonts w:ascii="Calibri" w:eastAsia="Times New Roman" w:hAnsi="Calibri" w:cs="Calibri"/>
@@ -5474,7 +6369,46 @@
                 <w:szCs w:val="18"/>
                 <w:lang w:eastAsia="es-MX"/>
               </w:rPr>
-              <w:t>{{ tipo_riesgo }}</w:t>
+              <w:t xml:space="preserve">{{ </w:t>
+            </w:r>
+            <w:proofErr w:type="spellStart"/>
+            <w:r>
+              <w:rPr>
+                <w:rFonts w:ascii="Calibri" w:eastAsia="Times New Roman" w:hAnsi="Calibri" w:cs="Calibri"/>
+                <w:b/>
+                <w:bCs/>
+                <w:color w:val="FF0000"/>
+                <w:sz w:val="18"/>
+                <w:szCs w:val="18"/>
+                <w:lang w:eastAsia="es-MX"/>
+              </w:rPr>
+              <w:t>tipo</w:t>
+            </w:r>
+            <w:proofErr w:type="gramEnd"/>
+            <w:r>
+              <w:rPr>
+                <w:rFonts w:ascii="Calibri" w:eastAsia="Times New Roman" w:hAnsi="Calibri" w:cs="Calibri"/>
+                <w:b/>
+                <w:bCs/>
+                <w:color w:val="FF0000"/>
+                <w:sz w:val="18"/>
+                <w:szCs w:val="18"/>
+                <w:lang w:eastAsia="es-MX"/>
+              </w:rPr>
+              <w:t>_riesgo</w:t>
+            </w:r>
+            <w:proofErr w:type="spellEnd"/>
+            <w:r>
+              <w:rPr>
+                <w:rFonts w:ascii="Calibri" w:eastAsia="Times New Roman" w:hAnsi="Calibri" w:cs="Calibri"/>
+                <w:b/>
+                <w:bCs/>
+                <w:color w:val="FF0000"/>
+                <w:sz w:val="18"/>
+                <w:szCs w:val="18"/>
+                <w:lang w:eastAsia="es-MX"/>
+              </w:rPr>
+              <w:t xml:space="preserve"> }}</w:t>
             </w:r>
           </w:p>
         </w:tc>
@@ -8791,13 +9725,23 @@
                 <w:lang w:eastAsia="es-MX"/>
               </w:rPr>
             </w:pPr>
-            <w:r>
-              <w:rPr>
-                <w:rFonts w:ascii="Calibri" w:eastAsia="Times New Roman" w:hAnsi="Calibri" w:cs="Calibri"/>
-                <w:color w:val="000000"/>
-                <w:lang w:eastAsia="es-MX"/>
-              </w:rPr>
-              <w:t>{{ extintor }}</w:t>
+            <w:proofErr w:type="gramStart"/>
+            <w:r>
+              <w:rPr>
+                <w:rFonts w:ascii="Calibri" w:eastAsia="Times New Roman" w:hAnsi="Calibri" w:cs="Calibri"/>
+                <w:color w:val="000000"/>
+                <w:lang w:eastAsia="es-MX"/>
+              </w:rPr>
+              <w:t>{{ extintor</w:t>
+            </w:r>
+            <w:proofErr w:type="gramEnd"/>
+            <w:r>
+              <w:rPr>
+                <w:rFonts w:ascii="Calibri" w:eastAsia="Times New Roman" w:hAnsi="Calibri" w:cs="Calibri"/>
+                <w:color w:val="000000"/>
+                <w:lang w:eastAsia="es-MX"/>
+              </w:rPr>
+              <w:t xml:space="preserve"> }}</w:t>
             </w:r>
           </w:p>
         </w:tc>
@@ -12853,14 +13797,7 @@
                               <w:sz w:val="18"/>
                               <w:szCs w:val="18"/>
                             </w:rPr>
-                            <w:t xml:space="preserve">CORREO: </w:t>
-                          </w:r>
-                          <w:r>
-                            <w:rPr>
-                              <w:sz w:val="18"/>
-                              <w:szCs w:val="18"/>
-                            </w:rPr>
-                            <w:t>halcon_noe@yahoo.com.mx</w:t>
+                            <w:t>CORREO: halcon_noe@yahoo.com.mx</w:t>
                           </w:r>
                         </w:p>
                       </w:txbxContent>
@@ -13155,7 +14092,35 @@
         <w:bCs/>
         <w:color w:val="00B0F0"/>
       </w:rPr>
-      <w:t>PROGRAMA INTERNO DE PROTECCIÓN CIVIL 2024</w:t>
+      <w:t xml:space="preserve">PROGRAMA INTERNO DE PROTECCIÓN CIVIL </w:t>
+    </w:r>
+    <w:proofErr w:type="gramStart"/>
+    <w:r>
+      <w:rPr>
+        <w:b/>
+        <w:bCs/>
+        <w:color w:val="00B0F0"/>
+      </w:rPr>
+      <w:t xml:space="preserve">{{ </w:t>
+    </w:r>
+    <w:proofErr w:type="spellStart"/>
+    <w:r>
+      <w:rPr>
+        <w:b/>
+        <w:bCs/>
+        <w:color w:val="00B0F0"/>
+      </w:rPr>
+      <w:t>anio</w:t>
+    </w:r>
+    <w:proofErr w:type="spellEnd"/>
+    <w:proofErr w:type="gramEnd"/>
+    <w:r>
+      <w:rPr>
+        <w:b/>
+        <w:bCs/>
+        <w:color w:val="00B0F0"/>
+      </w:rPr>
+      <w:t xml:space="preserve"> }}</w:t>
     </w:r>
   </w:p>
   <w:p>
@@ -13172,13 +14137,41 @@
         <w:color w:val="00B0F0"/>
       </w:rPr>
     </w:pPr>
+    <w:proofErr w:type="gramStart"/>
     <w:r>
       <w:rPr>
         <w:b/>
         <w:bCs/>
         <w:color w:val="00B0F0"/>
       </w:rPr>
-      <w:t>{{ razon_social }}</w:t>
+      <w:t xml:space="preserve">{{ </w:t>
+    </w:r>
+    <w:proofErr w:type="spellStart"/>
+    <w:r>
+      <w:rPr>
+        <w:b/>
+        <w:bCs/>
+        <w:color w:val="00B0F0"/>
+      </w:rPr>
+      <w:t>razon</w:t>
+    </w:r>
+    <w:proofErr w:type="gramEnd"/>
+    <w:r>
+      <w:rPr>
+        <w:b/>
+        <w:bCs/>
+        <w:color w:val="00B0F0"/>
+      </w:rPr>
+      <w:t>_social</w:t>
+    </w:r>
+    <w:proofErr w:type="spellEnd"/>
+    <w:r>
+      <w:rPr>
+        <w:b/>
+        <w:bCs/>
+        <w:color w:val="00B0F0"/>
+      </w:rPr>
+      <w:t xml:space="preserve"> }}</w:t>
     </w:r>
   </w:p>
   <w:p>
@@ -13191,13 +14184,41 @@
       <w:ind w:right="2034"/>
       <w:jc w:val="center"/>
     </w:pPr>
+    <w:proofErr w:type="gramStart"/>
     <w:r>
       <w:rPr>
         <w:b/>
         <w:bCs/>
         <w:color w:val="00B0F0"/>
       </w:rPr>
-      <w:t>{{ nombre_comercial }}</w:t>
+      <w:t xml:space="preserve">{{ </w:t>
+    </w:r>
+    <w:proofErr w:type="spellStart"/>
+    <w:r>
+      <w:rPr>
+        <w:b/>
+        <w:bCs/>
+        <w:color w:val="00B0F0"/>
+      </w:rPr>
+      <w:t>nombre</w:t>
+    </w:r>
+    <w:proofErr w:type="gramEnd"/>
+    <w:r>
+      <w:rPr>
+        <w:b/>
+        <w:bCs/>
+        <w:color w:val="00B0F0"/>
+      </w:rPr>
+      <w:t>_comercial</w:t>
+    </w:r>
+    <w:proofErr w:type="spellEnd"/>
+    <w:r>
+      <w:rPr>
+        <w:b/>
+        <w:bCs/>
+        <w:color w:val="00B0F0"/>
+      </w:rPr>
+      <w:t xml:space="preserve"> }}</w:t>
     </w:r>
     <w:r>
       <w:rPr>
@@ -13297,7 +14318,23 @@
         <w:rFonts w:cstheme="minorHAnsi"/>
         <w:b/>
       </w:rPr>
-      <w:t>**Anio_actual**</w:t>
+      <w:t>**</w:t>
+    </w:r>
+    <w:proofErr w:type="spellStart"/>
+    <w:r>
+      <w:rPr>
+        <w:rFonts w:cstheme="minorHAnsi"/>
+        <w:b/>
+      </w:rPr>
+      <w:t>Anio_actual</w:t>
+    </w:r>
+    <w:proofErr w:type="spellEnd"/>
+    <w:r>
+      <w:rPr>
+        <w:rFonts w:cstheme="minorHAnsi"/>
+        <w:b/>
+      </w:rPr>
+      <w:t>**</w:t>
     </w:r>
   </w:p>
   <w:p>
@@ -13319,7 +14356,23 @@
         <w:rFonts w:cstheme="minorHAnsi"/>
         <w:b/>
       </w:rPr>
-      <w:t>**Razon_social**</w:t>
+      <w:t>**</w:t>
+    </w:r>
+    <w:proofErr w:type="spellStart"/>
+    <w:r>
+      <w:rPr>
+        <w:rFonts w:cstheme="minorHAnsi"/>
+        <w:b/>
+      </w:rPr>
+      <w:t>Razon_social</w:t>
+    </w:r>
+    <w:proofErr w:type="spellEnd"/>
+    <w:r>
+      <w:rPr>
+        <w:rFonts w:cstheme="minorHAnsi"/>
+        <w:b/>
+      </w:rPr>
+      <w:t>**</w:t>
     </w:r>
   </w:p>
   <w:p>
@@ -13336,7 +14389,21 @@
       <w:rPr>
         <w:b/>
       </w:rPr>
-      <w:t>**Nombre_comercial**</w:t>
+      <w:t>**</w:t>
+    </w:r>
+    <w:proofErr w:type="spellStart"/>
+    <w:r>
+      <w:rPr>
+        <w:b/>
+      </w:rPr>
+      <w:t>Nombre_comercial</w:t>
+    </w:r>
+    <w:proofErr w:type="spellEnd"/>
+    <w:r>
+      <w:rPr>
+        <w:b/>
+      </w:rPr>
+      <w:t>**</w:t>
     </w:r>
   </w:p>
 </w:hdr>

--- a/Inputs/Templates/GRI Farmcia_GDL.docx
+++ b/Inputs/Templates/GRI Farmcia_GDL.docx
@@ -85,7 +85,31 @@
           <w:szCs w:val="24"/>
           <w:lang w:val="es-ES" w:eastAsia="es-ES"/>
         </w:rPr>
-        <w:t>{{ razon_social }}</w:t>
+        <w:t xml:space="preserve">{{ </w:t>
+      </w:r>
+      <w:proofErr w:type="spellStart"/>
+      <w:r>
+        <w:rPr>
+          <w:rFonts w:eastAsia="Times New Roman" w:cstheme="minorHAnsi"/>
+          <w:b/>
+          <w:bCs/>
+          <w:sz w:val="24"/>
+          <w:szCs w:val="24"/>
+          <w:lang w:val="es-ES" w:eastAsia="es-ES"/>
+        </w:rPr>
+        <w:t>razon_social</w:t>
+      </w:r>
+      <w:proofErr w:type="spellEnd"/>
+      <w:r>
+        <w:rPr>
+          <w:rFonts w:eastAsia="Times New Roman" w:cstheme="minorHAnsi"/>
+          <w:b/>
+          <w:bCs/>
+          <w:sz w:val="24"/>
+          <w:szCs w:val="24"/>
+          <w:lang w:val="es-ES" w:eastAsia="es-ES"/>
+        </w:rPr>
+        <w:t xml:space="preserve"> }}</w:t>
       </w:r>
     </w:p>
     <w:p>
@@ -133,6 +157,20 @@
           <w:b/>
           <w:sz w:val="24"/>
           <w:szCs w:val="24"/>
+        </w:rPr>
+      </w:pPr>
+    </w:p>
+    <w:p>
+      <w:pPr>
+        <w:autoSpaceDE w:val="0"/>
+        <w:autoSpaceDN w:val="0"/>
+        <w:adjustRightInd w:val="0"/>
+        <w:spacing w:after="0" w:line="240" w:lineRule="auto"/>
+        <w:jc w:val="center"/>
+        <w:rPr>
+          <w:b/>
+          <w:sz w:val="24"/>
+          <w:szCs w:val="24"/>
           <w:lang w:val="es-ES"/>
         </w:rPr>
       </w:pPr>
@@ -142,7 +180,25 @@
           <w:sz w:val="24"/>
           <w:szCs w:val="24"/>
         </w:rPr>
-        <w:t>{{ Direccion }}</w:t>
+        <w:t xml:space="preserve">{{ </w:t>
+      </w:r>
+      <w:proofErr w:type="spellStart"/>
+      <w:r>
+        <w:rPr>
+          <w:b/>
+          <w:sz w:val="24"/>
+          <w:szCs w:val="24"/>
+        </w:rPr>
+        <w:t>Direccion</w:t>
+      </w:r>
+      <w:proofErr w:type="spellEnd"/>
+      <w:r>
+        <w:rPr>
+          <w:b/>
+          <w:sz w:val="24"/>
+          <w:szCs w:val="24"/>
+        </w:rPr>
+        <w:t xml:space="preserve"> }}</w:t>
       </w:r>
     </w:p>
     <w:p>
@@ -214,7 +270,25 @@
           <w:sz w:val="24"/>
           <w:szCs w:val="24"/>
         </w:rPr>
-        <w:t>{{ descripcion_actividades }}</w:t>
+        <w:t xml:space="preserve">{{ </w:t>
+      </w:r>
+      <w:proofErr w:type="spellStart"/>
+      <w:r>
+        <w:rPr>
+          <w:b/>
+          <w:sz w:val="24"/>
+          <w:szCs w:val="24"/>
+        </w:rPr>
+        <w:t>descripcion_actividades</w:t>
+      </w:r>
+      <w:proofErr w:type="spellEnd"/>
+      <w:r>
+        <w:rPr>
+          <w:b/>
+          <w:sz w:val="24"/>
+          <w:szCs w:val="24"/>
+        </w:rPr>
+        <w:t xml:space="preserve"> }}</w:t>
       </w:r>
     </w:p>
     <w:p>
@@ -620,6 +694,16 @@
       <w:pPr>
         <w:jc w:val="center"/>
         <w:rPr>
+          <w:b/>
+          <w:sz w:val="24"/>
+          <w:szCs w:val="24"/>
+        </w:rPr>
+      </w:pPr>
+    </w:p>
+    <w:p>
+      <w:pPr>
+        <w:jc w:val="center"/>
+        <w:rPr>
           <w:rFonts w:ascii="Arial" w:eastAsia="Calibri" w:hAnsi="Arial" w:cs="Times New Roman"/>
           <w:b/>
           <w:bCs/>
@@ -852,7 +936,33 @@
                 <w:szCs w:val="18"/>
                 <w:lang w:eastAsia="es-MX"/>
               </w:rPr>
-              <w:t>{{ razon_social }}</w:t>
+              <w:t xml:space="preserve">{{ </w:t>
+            </w:r>
+            <w:proofErr w:type="spellStart"/>
+            <w:r>
+              <w:rPr>
+                <w:rFonts w:ascii="Calibri" w:eastAsia="Times New Roman" w:hAnsi="Calibri" w:cs="Calibri"/>
+                <w:b/>
+                <w:bCs/>
+                <w:color w:val="000000"/>
+                <w:sz w:val="18"/>
+                <w:szCs w:val="18"/>
+                <w:lang w:eastAsia="es-MX"/>
+              </w:rPr>
+              <w:t>razon_social</w:t>
+            </w:r>
+            <w:proofErr w:type="spellEnd"/>
+            <w:r>
+              <w:rPr>
+                <w:rFonts w:ascii="Calibri" w:eastAsia="Times New Roman" w:hAnsi="Calibri" w:cs="Calibri"/>
+                <w:b/>
+                <w:bCs/>
+                <w:color w:val="000000"/>
+                <w:sz w:val="18"/>
+                <w:szCs w:val="18"/>
+                <w:lang w:eastAsia="es-MX"/>
+              </w:rPr>
+              <w:t xml:space="preserve"> }}</w:t>
             </w:r>
           </w:p>
         </w:tc>
@@ -946,6 +1056,7 @@
               </w:rPr>
               <w:t xml:space="preserve">{{ </w:t>
             </w:r>
+            <w:proofErr w:type="spellStart"/>
             <w:r>
               <w:rPr>
                 <w:rFonts w:ascii="Calibri" w:eastAsia="Times New Roman" w:hAnsi="Calibri" w:cs="Calibri"/>
@@ -956,7 +1067,20 @@
                 <w:szCs w:val="18"/>
                 <w:lang w:eastAsia="es-MX"/>
               </w:rPr>
-              <w:t xml:space="preserve">Direccion </w:t>
+              <w:t>Direccion</w:t>
+            </w:r>
+            <w:proofErr w:type="spellEnd"/>
+            <w:r>
+              <w:rPr>
+                <w:rFonts w:ascii="Calibri" w:eastAsia="Times New Roman" w:hAnsi="Calibri" w:cs="Calibri"/>
+                <w:b/>
+                <w:bCs/>
+                <w:color w:val="000000"/>
+                <w:sz w:val="18"/>
+                <w:szCs w:val="18"/>
+                <w:lang w:eastAsia="es-MX"/>
+              </w:rPr>
+              <w:t xml:space="preserve"> </w:t>
             </w:r>
             <w:r>
               <w:rPr>
@@ -1060,7 +1184,33 @@
                 <w:szCs w:val="18"/>
                 <w:lang w:eastAsia="es-MX"/>
               </w:rPr>
-              <w:t>{{ giro_comercial }}</w:t>
+              <w:t xml:space="preserve">{{ </w:t>
+            </w:r>
+            <w:proofErr w:type="spellStart"/>
+            <w:r>
+              <w:rPr>
+                <w:rFonts w:ascii="Calibri" w:eastAsia="Times New Roman" w:hAnsi="Calibri" w:cs="Calibri"/>
+                <w:b/>
+                <w:bCs/>
+                <w:color w:val="000000"/>
+                <w:sz w:val="18"/>
+                <w:szCs w:val="18"/>
+                <w:lang w:eastAsia="es-MX"/>
+              </w:rPr>
+              <w:t>giro_comercial</w:t>
+            </w:r>
+            <w:proofErr w:type="spellEnd"/>
+            <w:r>
+              <w:rPr>
+                <w:rFonts w:ascii="Calibri" w:eastAsia="Times New Roman" w:hAnsi="Calibri" w:cs="Calibri"/>
+                <w:b/>
+                <w:bCs/>
+                <w:color w:val="000000"/>
+                <w:sz w:val="18"/>
+                <w:szCs w:val="18"/>
+                <w:lang w:eastAsia="es-MX"/>
+              </w:rPr>
+              <w:t xml:space="preserve"> }}</w:t>
             </w:r>
           </w:p>
         </w:tc>
@@ -1104,7 +1254,29 @@
                 <w:szCs w:val="18"/>
                 <w:lang w:eastAsia="es-MX"/>
               </w:rPr>
-              <w:t>{{ nombre_comercial }}</w:t>
+              <w:t xml:space="preserve">{{ </w:t>
+            </w:r>
+            <w:proofErr w:type="spellStart"/>
+            <w:r>
+              <w:rPr>
+                <w:rFonts w:ascii="Calibri" w:eastAsia="Times New Roman" w:hAnsi="Calibri" w:cs="Calibri"/>
+                <w:color w:val="000000"/>
+                <w:sz w:val="18"/>
+                <w:szCs w:val="18"/>
+                <w:lang w:eastAsia="es-MX"/>
+              </w:rPr>
+              <w:t>nombre_comercial</w:t>
+            </w:r>
+            <w:proofErr w:type="spellEnd"/>
+            <w:r>
+              <w:rPr>
+                <w:rFonts w:ascii="Calibri" w:eastAsia="Times New Roman" w:hAnsi="Calibri" w:cs="Calibri"/>
+                <w:color w:val="000000"/>
+                <w:sz w:val="18"/>
+                <w:szCs w:val="18"/>
+                <w:lang w:eastAsia="es-MX"/>
+              </w:rPr>
+              <w:t xml:space="preserve"> }}</w:t>
             </w:r>
           </w:p>
         </w:tc>
@@ -1927,6 +2099,7 @@
               </w:rPr>
               <w:t xml:space="preserve">{{ </w:t>
             </w:r>
+            <w:proofErr w:type="spellStart"/>
             <w:r>
               <w:rPr>
                 <w:rFonts w:ascii="Calibri" w:eastAsia="Times New Roman" w:hAnsi="Calibri" w:cs="Calibri"/>
@@ -1937,6 +2110,7 @@
               </w:rPr>
               <w:t>descripcion_gas_inflamable</w:t>
             </w:r>
+            <w:proofErr w:type="spellEnd"/>
             <w:r>
               <w:rPr>
                 <w:rFonts w:ascii="Calibri" w:eastAsia="Times New Roman" w:hAnsi="Calibri" w:cs="Calibri"/>
@@ -1984,7 +2158,29 @@
                 <w:szCs w:val="18"/>
                 <w:lang w:eastAsia="es-MX"/>
               </w:rPr>
-              <w:t>{{ gas_inflamable }}</w:t>
+              <w:t xml:space="preserve">{{ </w:t>
+            </w:r>
+            <w:proofErr w:type="spellStart"/>
+            <w:r>
+              <w:rPr>
+                <w:rFonts w:ascii="Calibri" w:eastAsia="Times New Roman" w:hAnsi="Calibri" w:cs="Calibri"/>
+                <w:color w:val="000000"/>
+                <w:sz w:val="18"/>
+                <w:szCs w:val="18"/>
+                <w:lang w:eastAsia="es-MX"/>
+              </w:rPr>
+              <w:t>gas_inflamable</w:t>
+            </w:r>
+            <w:proofErr w:type="spellEnd"/>
+            <w:r>
+              <w:rPr>
+                <w:rFonts w:ascii="Calibri" w:eastAsia="Times New Roman" w:hAnsi="Calibri" w:cs="Calibri"/>
+                <w:color w:val="000000"/>
+                <w:sz w:val="18"/>
+                <w:szCs w:val="18"/>
+                <w:lang w:eastAsia="es-MX"/>
+              </w:rPr>
+              <w:t xml:space="preserve"> }}</w:t>
             </w:r>
           </w:p>
         </w:tc>
@@ -2014,6 +2210,7 @@
                 <w:lang w:eastAsia="es-MX"/>
               </w:rPr>
             </w:pPr>
+            <w:proofErr w:type="spellStart"/>
             <w:r>
               <w:rPr>
                 <w:rFonts w:ascii="Calibri" w:eastAsia="Times New Roman" w:hAnsi="Calibri" w:cs="Calibri"/>
@@ -2024,6 +2221,7 @@
               </w:rPr>
               <w:t>Lt</w:t>
             </w:r>
+            <w:proofErr w:type="spellEnd"/>
           </w:p>
         </w:tc>
       </w:tr>
@@ -2284,6 +2482,7 @@
               </w:rPr>
               <w:t xml:space="preserve">{{ </w:t>
             </w:r>
+            <w:proofErr w:type="spellStart"/>
             <w:r>
               <w:rPr>
                 <w:rFonts w:ascii="Calibri" w:eastAsia="Times New Roman" w:hAnsi="Calibri" w:cs="Calibri"/>
@@ -2294,6 +2493,7 @@
               </w:rPr>
               <w:t>descripcion_liquido_inflamable</w:t>
             </w:r>
+            <w:proofErr w:type="spellEnd"/>
             <w:r>
               <w:rPr>
                 <w:rFonts w:ascii="Calibri" w:eastAsia="Times New Roman" w:hAnsi="Calibri" w:cs="Calibri"/>
@@ -2341,7 +2541,29 @@
                 <w:szCs w:val="18"/>
                 <w:lang w:eastAsia="es-MX"/>
               </w:rPr>
-              <w:t>{{ liquido_inflamable }}</w:t>
+              <w:t xml:space="preserve">{{ </w:t>
+            </w:r>
+            <w:proofErr w:type="spellStart"/>
+            <w:r>
+              <w:rPr>
+                <w:rFonts w:ascii="Calibri" w:eastAsia="Times New Roman" w:hAnsi="Calibri" w:cs="Calibri"/>
+                <w:color w:val="000000"/>
+                <w:sz w:val="18"/>
+                <w:szCs w:val="18"/>
+                <w:lang w:eastAsia="es-MX"/>
+              </w:rPr>
+              <w:t>liquido_inflamable</w:t>
+            </w:r>
+            <w:proofErr w:type="spellEnd"/>
+            <w:r>
+              <w:rPr>
+                <w:rFonts w:ascii="Calibri" w:eastAsia="Times New Roman" w:hAnsi="Calibri" w:cs="Calibri"/>
+                <w:color w:val="000000"/>
+                <w:sz w:val="18"/>
+                <w:szCs w:val="18"/>
+                <w:lang w:eastAsia="es-MX"/>
+              </w:rPr>
+              <w:t xml:space="preserve"> }}</w:t>
             </w:r>
           </w:p>
         </w:tc>
@@ -2371,6 +2593,7 @@
                 <w:lang w:eastAsia="es-MX"/>
               </w:rPr>
             </w:pPr>
+            <w:proofErr w:type="spellStart"/>
             <w:r>
               <w:rPr>
                 <w:rFonts w:ascii="Calibri" w:eastAsia="Times New Roman" w:hAnsi="Calibri" w:cs="Calibri"/>
@@ -2381,6 +2604,7 @@
               </w:rPr>
               <w:t>Lt</w:t>
             </w:r>
+            <w:proofErr w:type="spellEnd"/>
           </w:p>
         </w:tc>
       </w:tr>
@@ -2641,6 +2865,7 @@
               </w:rPr>
               <w:t xml:space="preserve">{{ </w:t>
             </w:r>
+            <w:proofErr w:type="spellStart"/>
             <w:r>
               <w:rPr>
                 <w:rFonts w:ascii="Calibri" w:eastAsia="Times New Roman" w:hAnsi="Calibri" w:cs="Calibri"/>
@@ -2651,6 +2876,7 @@
               </w:rPr>
               <w:t>descripcion_liquido_combustible</w:t>
             </w:r>
+            <w:proofErr w:type="spellEnd"/>
             <w:r>
               <w:rPr>
                 <w:rFonts w:ascii="Calibri" w:eastAsia="Times New Roman" w:hAnsi="Calibri" w:cs="Calibri"/>
@@ -2697,7 +2923,29 @@
                 <w:szCs w:val="18"/>
                 <w:lang w:eastAsia="es-MX"/>
               </w:rPr>
-              <w:t>{{ liquido_combustible }}</w:t>
+              <w:t xml:space="preserve">{{ </w:t>
+            </w:r>
+            <w:proofErr w:type="spellStart"/>
+            <w:r>
+              <w:rPr>
+                <w:rFonts w:ascii="Calibri" w:eastAsia="Times New Roman" w:hAnsi="Calibri" w:cs="Calibri"/>
+                <w:color w:val="000000"/>
+                <w:sz w:val="18"/>
+                <w:szCs w:val="18"/>
+                <w:lang w:eastAsia="es-MX"/>
+              </w:rPr>
+              <w:t>liquido_combustible</w:t>
+            </w:r>
+            <w:proofErr w:type="spellEnd"/>
+            <w:r>
+              <w:rPr>
+                <w:rFonts w:ascii="Calibri" w:eastAsia="Times New Roman" w:hAnsi="Calibri" w:cs="Calibri"/>
+                <w:color w:val="000000"/>
+                <w:sz w:val="18"/>
+                <w:szCs w:val="18"/>
+                <w:lang w:eastAsia="es-MX"/>
+              </w:rPr>
+              <w:t xml:space="preserve"> }}</w:t>
             </w:r>
           </w:p>
         </w:tc>
@@ -2726,6 +2974,7 @@
                 <w:lang w:eastAsia="es-MX"/>
               </w:rPr>
             </w:pPr>
+            <w:proofErr w:type="spellStart"/>
             <w:r>
               <w:rPr>
                 <w:rFonts w:ascii="Calibri" w:eastAsia="Times New Roman" w:hAnsi="Calibri" w:cs="Calibri"/>
@@ -2736,6 +2985,7 @@
               </w:rPr>
               <w:t>Lt</w:t>
             </w:r>
+            <w:proofErr w:type="spellEnd"/>
           </w:p>
         </w:tc>
       </w:tr>
@@ -3006,6 +3256,7 @@
               </w:rPr>
               <w:t xml:space="preserve">{{ </w:t>
             </w:r>
+            <w:proofErr w:type="spellStart"/>
             <w:r>
               <w:rPr>
                 <w:rFonts w:ascii="Calibri" w:eastAsia="Times New Roman" w:hAnsi="Calibri" w:cs="Calibri"/>
@@ -3016,6 +3267,7 @@
               </w:rPr>
               <w:t>descripcion_solido_combustible</w:t>
             </w:r>
+            <w:proofErr w:type="spellEnd"/>
             <w:r>
               <w:rPr>
                 <w:rFonts w:ascii="Calibri" w:eastAsia="Times New Roman" w:hAnsi="Calibri" w:cs="Calibri"/>
@@ -3062,7 +3314,49 @@
                 <w:szCs w:val="18"/>
                 <w:lang w:eastAsia="es-MX"/>
               </w:rPr>
-              <w:t>{{ solido_combusible }}</w:t>
+              <w:t xml:space="preserve">{{ </w:t>
+            </w:r>
+            <w:proofErr w:type="spellStart"/>
+            <w:r>
+              <w:rPr>
+                <w:rFonts w:ascii="Calibri" w:eastAsia="Times New Roman" w:hAnsi="Calibri" w:cs="Calibri"/>
+                <w:color w:val="000000"/>
+                <w:sz w:val="18"/>
+                <w:szCs w:val="18"/>
+                <w:lang w:eastAsia="es-MX"/>
+              </w:rPr>
+              <w:t>solido_combus</w:t>
+            </w:r>
+            <w:r>
+              <w:rPr>
+                <w:rFonts w:ascii="Calibri" w:eastAsia="Times New Roman" w:hAnsi="Calibri" w:cs="Calibri"/>
+                <w:color w:val="000000"/>
+                <w:sz w:val="18"/>
+                <w:szCs w:val="18"/>
+                <w:lang w:eastAsia="es-MX"/>
+              </w:rPr>
+              <w:t>t</w:t>
+            </w:r>
+            <w:r>
+              <w:rPr>
+                <w:rFonts w:ascii="Calibri" w:eastAsia="Times New Roman" w:hAnsi="Calibri" w:cs="Calibri"/>
+                <w:color w:val="000000"/>
+                <w:sz w:val="18"/>
+                <w:szCs w:val="18"/>
+                <w:lang w:eastAsia="es-MX"/>
+              </w:rPr>
+              <w:t>ible</w:t>
+            </w:r>
+            <w:proofErr w:type="spellEnd"/>
+            <w:r>
+              <w:rPr>
+                <w:rFonts w:ascii="Calibri" w:eastAsia="Times New Roman" w:hAnsi="Calibri" w:cs="Calibri"/>
+                <w:color w:val="000000"/>
+                <w:sz w:val="18"/>
+                <w:szCs w:val="18"/>
+                <w:lang w:eastAsia="es-MX"/>
+              </w:rPr>
+              <w:t xml:space="preserve"> }}</w:t>
             </w:r>
           </w:p>
         </w:tc>
@@ -3678,6 +3972,7 @@
               </w:rPr>
               <w:t xml:space="preserve">{{ </w:t>
             </w:r>
+            <w:proofErr w:type="spellStart"/>
             <w:r>
               <w:rPr>
                 <w:sz w:val="18"/>
@@ -3685,6 +3980,7 @@
               </w:rPr>
               <w:t>valor_gas_inflamable</w:t>
             </w:r>
+            <w:proofErr w:type="spellEnd"/>
             <w:r>
               <w:rPr>
                 <w:sz w:val="18"/>
@@ -3810,6 +4106,7 @@
               </w:rPr>
               <w:t xml:space="preserve">{{ </w:t>
             </w:r>
+            <w:proofErr w:type="spellStart"/>
             <w:r>
               <w:rPr>
                 <w:sz w:val="18"/>
@@ -3817,6 +4114,7 @@
               </w:rPr>
               <w:t>valor_liquido_inflamable</w:t>
             </w:r>
+            <w:proofErr w:type="spellEnd"/>
             <w:r>
               <w:rPr>
                 <w:sz w:val="18"/>
@@ -3945,6 +4243,7 @@
               </w:rPr>
               <w:t xml:space="preserve">{{ </w:t>
             </w:r>
+            <w:proofErr w:type="spellStart"/>
             <w:r>
               <w:rPr>
                 <w:rFonts w:ascii="Calibri" w:eastAsia="Times New Roman" w:hAnsi="Calibri" w:cs="Calibri"/>
@@ -3955,6 +4254,7 @@
               </w:rPr>
               <w:t>valor_liquido_combustible</w:t>
             </w:r>
+            <w:proofErr w:type="spellEnd"/>
             <w:r>
               <w:rPr>
                 <w:rFonts w:ascii="Calibri" w:eastAsia="Times New Roman" w:hAnsi="Calibri" w:cs="Calibri"/>
@@ -4083,6 +4383,7 @@
               </w:rPr>
               <w:t xml:space="preserve">{{ </w:t>
             </w:r>
+            <w:proofErr w:type="spellStart"/>
             <w:r>
               <w:rPr>
                 <w:sz w:val="18"/>
@@ -4090,6 +4391,7 @@
               </w:rPr>
               <w:t>valor_solido_combustible</w:t>
             </w:r>
+            <w:proofErr w:type="spellEnd"/>
             <w:r>
               <w:rPr>
                 <w:sz w:val="18"/>
@@ -4335,7 +4637,25 @@
                 <w:color w:val="000000"/>
                 <w:lang w:eastAsia="es-MX"/>
               </w:rPr>
-              <w:t>{{ dia }}</w:t>
+              <w:t xml:space="preserve">{{ </w:t>
+            </w:r>
+            <w:proofErr w:type="spellStart"/>
+            <w:r>
+              <w:rPr>
+                <w:rFonts w:ascii="Calibri" w:eastAsia="Times New Roman" w:hAnsi="Calibri" w:cs="Calibri"/>
+                <w:color w:val="000000"/>
+                <w:lang w:eastAsia="es-MX"/>
+              </w:rPr>
+              <w:t>dia</w:t>
+            </w:r>
+            <w:proofErr w:type="spellEnd"/>
+            <w:r>
+              <w:rPr>
+                <w:rFonts w:ascii="Calibri" w:eastAsia="Times New Roman" w:hAnsi="Calibri" w:cs="Calibri"/>
+                <w:color w:val="000000"/>
+                <w:lang w:eastAsia="es-MX"/>
+              </w:rPr>
+              <w:t xml:space="preserve"> }}</w:t>
             </w:r>
             <w:r>
               <w:rPr>
@@ -4367,7 +4687,25 @@
                 <w:color w:val="000000"/>
                 <w:lang w:eastAsia="es-MX"/>
               </w:rPr>
-              <w:t>{{ anio }}</w:t>
+              <w:t xml:space="preserve">{{ </w:t>
+            </w:r>
+            <w:proofErr w:type="spellStart"/>
+            <w:r>
+              <w:rPr>
+                <w:rFonts w:ascii="Calibri" w:eastAsia="Times New Roman" w:hAnsi="Calibri" w:cs="Calibri"/>
+                <w:color w:val="000000"/>
+                <w:lang w:eastAsia="es-MX"/>
+              </w:rPr>
+              <w:t>anio</w:t>
+            </w:r>
+            <w:proofErr w:type="spellEnd"/>
+            <w:r>
+              <w:rPr>
+                <w:rFonts w:ascii="Calibri" w:eastAsia="Times New Roman" w:hAnsi="Calibri" w:cs="Calibri"/>
+                <w:color w:val="000000"/>
+                <w:lang w:eastAsia="es-MX"/>
+              </w:rPr>
+              <w:t xml:space="preserve"> }}</w:t>
             </w:r>
           </w:p>
         </w:tc>
@@ -4398,15 +4736,27 @@
                 <w:lang w:eastAsia="es-MX"/>
               </w:rPr>
             </w:pPr>
-            <w:r>
-              <w:rPr>
-                <w:rFonts w:ascii="Calibri" w:eastAsia="Times New Roman" w:hAnsi="Calibri" w:cs="Calibri"/>
-                <w:color w:val="000000"/>
-                <w:sz w:val="18"/>
-                <w:szCs w:val="18"/>
-                <w:lang w:eastAsia="es-MX"/>
-              </w:rPr>
-              <w:t>Sup. Construida (m2):</w:t>
+            <w:proofErr w:type="spellStart"/>
+            <w:r>
+              <w:rPr>
+                <w:rFonts w:ascii="Calibri" w:eastAsia="Times New Roman" w:hAnsi="Calibri" w:cs="Calibri"/>
+                <w:color w:val="000000"/>
+                <w:sz w:val="18"/>
+                <w:szCs w:val="18"/>
+                <w:lang w:eastAsia="es-MX"/>
+              </w:rPr>
+              <w:t>Sup</w:t>
+            </w:r>
+            <w:proofErr w:type="spellEnd"/>
+            <w:r>
+              <w:rPr>
+                <w:rFonts w:ascii="Calibri" w:eastAsia="Times New Roman" w:hAnsi="Calibri" w:cs="Calibri"/>
+                <w:color w:val="000000"/>
+                <w:sz w:val="18"/>
+                <w:szCs w:val="18"/>
+                <w:lang w:eastAsia="es-MX"/>
+              </w:rPr>
+              <w:t>. Construida (m2):</w:t>
             </w:r>
           </w:p>
         </w:tc>
@@ -4539,7 +4889,33 @@
                 <w:szCs w:val="18"/>
                 <w:lang w:eastAsia="es-MX"/>
               </w:rPr>
-              <w:t>{{ tipo_riesgo }}</w:t>
+              <w:t xml:space="preserve">{{ </w:t>
+            </w:r>
+            <w:proofErr w:type="spellStart"/>
+            <w:r>
+              <w:rPr>
+                <w:rFonts w:ascii="Calibri" w:eastAsia="Times New Roman" w:hAnsi="Calibri" w:cs="Calibri"/>
+                <w:b/>
+                <w:bCs/>
+                <w:color w:val="FF0000"/>
+                <w:sz w:val="18"/>
+                <w:szCs w:val="18"/>
+                <w:lang w:eastAsia="es-MX"/>
+              </w:rPr>
+              <w:t>tipo_riesgo</w:t>
+            </w:r>
+            <w:proofErr w:type="spellEnd"/>
+            <w:r>
+              <w:rPr>
+                <w:rFonts w:ascii="Calibri" w:eastAsia="Times New Roman" w:hAnsi="Calibri" w:cs="Calibri"/>
+                <w:b/>
+                <w:bCs/>
+                <w:color w:val="FF0000"/>
+                <w:sz w:val="18"/>
+                <w:szCs w:val="18"/>
+                <w:lang w:eastAsia="es-MX"/>
+              </w:rPr>
+              <w:t xml:space="preserve"> }}</w:t>
             </w:r>
           </w:p>
         </w:tc>
@@ -4845,7 +5221,33 @@
                 <w:szCs w:val="28"/>
                 <w:lang w:eastAsia="es-MX"/>
               </w:rPr>
-              <w:t>{{ giro_comercial }}</w:t>
+              <w:t xml:space="preserve">{{ </w:t>
+            </w:r>
+            <w:proofErr w:type="spellStart"/>
+            <w:r>
+              <w:rPr>
+                <w:rFonts w:ascii="Calibri" w:eastAsia="Times New Roman" w:hAnsi="Calibri" w:cs="Calibri"/>
+                <w:b/>
+                <w:bCs/>
+                <w:color w:val="000000"/>
+                <w:sz w:val="28"/>
+                <w:szCs w:val="28"/>
+                <w:lang w:eastAsia="es-MX"/>
+              </w:rPr>
+              <w:t>giro_comercial</w:t>
+            </w:r>
+            <w:proofErr w:type="spellEnd"/>
+            <w:r>
+              <w:rPr>
+                <w:rFonts w:ascii="Calibri" w:eastAsia="Times New Roman" w:hAnsi="Calibri" w:cs="Calibri"/>
+                <w:b/>
+                <w:bCs/>
+                <w:color w:val="000000"/>
+                <w:sz w:val="28"/>
+                <w:szCs w:val="28"/>
+                <w:lang w:eastAsia="es-MX"/>
+              </w:rPr>
+              <w:t xml:space="preserve"> }}</w:t>
             </w:r>
           </w:p>
         </w:tc>
@@ -5752,7 +6154,25 @@
                 <w:color w:val="000000"/>
                 <w:lang w:eastAsia="es-MX"/>
               </w:rPr>
-              <w:t>{{ observaciones_k }}</w:t>
+              <w:t xml:space="preserve">{{ </w:t>
+            </w:r>
+            <w:proofErr w:type="spellStart"/>
+            <w:r>
+              <w:rPr>
+                <w:rFonts w:ascii="Calibri" w:eastAsia="Times New Roman" w:hAnsi="Calibri" w:cs="Calibri"/>
+                <w:color w:val="000000"/>
+                <w:lang w:eastAsia="es-MX"/>
+              </w:rPr>
+              <w:t>observaciones_k</w:t>
+            </w:r>
+            <w:proofErr w:type="spellEnd"/>
+            <w:r>
+              <w:rPr>
+                <w:rFonts w:ascii="Calibri" w:eastAsia="Times New Roman" w:hAnsi="Calibri" w:cs="Calibri"/>
+                <w:color w:val="000000"/>
+                <w:lang w:eastAsia="es-MX"/>
+              </w:rPr>
+              <w:t xml:space="preserve"> }}</w:t>
             </w:r>
           </w:p>
         </w:tc>
@@ -7437,7 +7857,29 @@
                 <w:color w:val="000000"/>
                 <w:lang w:eastAsia="es-MX"/>
               </w:rPr>
-              <w:t>{{ ext_distancia }}</w:t>
+              <w:t xml:space="preserve">{{ </w:t>
+            </w:r>
+            <w:proofErr w:type="spellStart"/>
+            <w:r>
+              <w:rPr>
+                <w:rFonts w:ascii="Calibri" w:eastAsia="Times New Roman" w:hAnsi="Calibri" w:cs="Calibri"/>
+                <w:b/>
+                <w:bCs/>
+                <w:color w:val="000000"/>
+                <w:lang w:eastAsia="es-MX"/>
+              </w:rPr>
+              <w:t>ext_distancia</w:t>
+            </w:r>
+            <w:proofErr w:type="spellEnd"/>
+            <w:r>
+              <w:rPr>
+                <w:rFonts w:ascii="Calibri" w:eastAsia="Times New Roman" w:hAnsi="Calibri" w:cs="Calibri"/>
+                <w:b/>
+                <w:bCs/>
+                <w:color w:val="000000"/>
+                <w:lang w:eastAsia="es-MX"/>
+              </w:rPr>
+              <w:t xml:space="preserve"> }}</w:t>
             </w:r>
             <w:r>
               <w:rPr>
@@ -9677,7 +10119,25 @@
         <w:bCs/>
         <w:color w:val="00B0F0"/>
       </w:rPr>
-      <w:t>{{ anio }}</w:t>
+      <w:t xml:space="preserve">{{ </w:t>
+    </w:r>
+    <w:proofErr w:type="spellStart"/>
+    <w:r>
+      <w:rPr>
+        <w:b/>
+        <w:bCs/>
+        <w:color w:val="00B0F0"/>
+      </w:rPr>
+      <w:t>anio</w:t>
+    </w:r>
+    <w:proofErr w:type="spellEnd"/>
+    <w:r>
+      <w:rPr>
+        <w:b/>
+        <w:bCs/>
+        <w:color w:val="00B0F0"/>
+      </w:rPr>
+      <w:t xml:space="preserve"> }}</w:t>
     </w:r>
   </w:p>
   <w:p>
@@ -9700,7 +10160,25 @@
         <w:bCs/>
         <w:color w:val="00B0F0"/>
       </w:rPr>
-      <w:t>{{ razon_social }}</w:t>
+      <w:t xml:space="preserve">{{ </w:t>
+    </w:r>
+    <w:proofErr w:type="spellStart"/>
+    <w:r>
+      <w:rPr>
+        <w:b/>
+        <w:bCs/>
+        <w:color w:val="00B0F0"/>
+      </w:rPr>
+      <w:t>razon_social</w:t>
+    </w:r>
+    <w:proofErr w:type="spellEnd"/>
+    <w:r>
+      <w:rPr>
+        <w:b/>
+        <w:bCs/>
+        <w:color w:val="00B0F0"/>
+      </w:rPr>
+      <w:t xml:space="preserve"> }}</w:t>
     </w:r>
   </w:p>
   <w:p>
@@ -9719,7 +10197,25 @@
         <w:bCs/>
         <w:color w:val="00B0F0"/>
       </w:rPr>
-      <w:t>{{ nombre_comercial }}</w:t>
+      <w:t xml:space="preserve">{{ </w:t>
+    </w:r>
+    <w:proofErr w:type="spellStart"/>
+    <w:r>
+      <w:rPr>
+        <w:b/>
+        <w:bCs/>
+        <w:color w:val="00B0F0"/>
+      </w:rPr>
+      <w:t>nombre_comercial</w:t>
+    </w:r>
+    <w:proofErr w:type="spellEnd"/>
+    <w:r>
+      <w:rPr>
+        <w:b/>
+        <w:bCs/>
+        <w:color w:val="00B0F0"/>
+      </w:rPr>
+      <w:t xml:space="preserve"> }}</w:t>
     </w:r>
     <w:r>
       <w:rPr>
@@ -9819,7 +10315,23 @@
         <w:rFonts w:cstheme="minorHAnsi"/>
         <w:b/>
       </w:rPr>
-      <w:t>**Anio_actual**</w:t>
+      <w:t>**</w:t>
+    </w:r>
+    <w:proofErr w:type="spellStart"/>
+    <w:r>
+      <w:rPr>
+        <w:rFonts w:cstheme="minorHAnsi"/>
+        <w:b/>
+      </w:rPr>
+      <w:t>Anio_actual</w:t>
+    </w:r>
+    <w:proofErr w:type="spellEnd"/>
+    <w:r>
+      <w:rPr>
+        <w:rFonts w:cstheme="minorHAnsi"/>
+        <w:b/>
+      </w:rPr>
+      <w:t>**</w:t>
     </w:r>
   </w:p>
   <w:p>
@@ -9841,7 +10353,23 @@
         <w:rFonts w:cstheme="minorHAnsi"/>
         <w:b/>
       </w:rPr>
-      <w:t>**Razon_social**</w:t>
+      <w:t>**</w:t>
+    </w:r>
+    <w:proofErr w:type="spellStart"/>
+    <w:r>
+      <w:rPr>
+        <w:rFonts w:cstheme="minorHAnsi"/>
+        <w:b/>
+      </w:rPr>
+      <w:t>Razon_social</w:t>
+    </w:r>
+    <w:proofErr w:type="spellEnd"/>
+    <w:r>
+      <w:rPr>
+        <w:rFonts w:cstheme="minorHAnsi"/>
+        <w:b/>
+      </w:rPr>
+      <w:t>**</w:t>
     </w:r>
   </w:p>
   <w:p>
@@ -9858,7 +10386,21 @@
       <w:rPr>
         <w:b/>
       </w:rPr>
-      <w:t>**Nombre_comercial**</w:t>
+      <w:t>**</w:t>
+    </w:r>
+    <w:proofErr w:type="spellStart"/>
+    <w:r>
+      <w:rPr>
+        <w:b/>
+      </w:rPr>
+      <w:t>Nombre_comercial</w:t>
+    </w:r>
+    <w:proofErr w:type="spellEnd"/>
+    <w:r>
+      <w:rPr>
+        <w:b/>
+      </w:rPr>
+      <w:t>**</w:t>
     </w:r>
   </w:p>
 </w:hdr>
